--- a/input/srs_report/BC11_PDTD_DTM_SRS_v1.0.docx
+++ b/input/srs_report/BC11_PDTD_DTM_SRS_v1.0.docx
@@ -5751,30 +5751,46 @@
                 </w:tcPr>
                 <w:p>
                   <w:pPr>
-                    <w:spacing w:line="360" w:lineRule="auto"/>
-                    <w:ind w:right="34"/>
+                    <w:pStyle w:val="Normal"/>
+                    <w:suppressLineNumbers w:val="0"/>
+                    <w:bidi w:val="0"/>
+                    <w:spacing w:before="0" w:beforeAutospacing="off" w:after="0" w:afterAutospacing="off" w:line="360" w:lineRule="auto"/>
+                    <w:ind w:left="0" w:right="34"/>
                     <w:jc w:val="left"/>
                     <w:rPr>
                       <w:rFonts w:eastAsia="Times New Roman"/>
-                      <w:b/>
+                      <w:b w:val="1"/>
+                      <w:bCs w:val="1"/>
                       <w:lang w:val="en-GB"/>
                     </w:rPr>
                   </w:pPr>
                   <w:r>
                     <w:rPr>
-                      <w:color w:val="000000"/>
-                    </w:rPr>
-                    <w:t>SB_DTM.</w:t>
-                  </w:r>
-                  <w:r>
-                    <w:rPr>
-                      <w:color w:val="000000"/>
+                      <w:color w:val="000000" w:themeColor="text1" w:themeTint="FF" w:themeShade="FF"/>
+                    </w:rPr>
+                    <w:t>S</w:t>
+                  </w:r>
+                  <w:r>
+                    <w:rPr>
+                      <w:color w:val="000000" w:themeColor="text1" w:themeTint="FF" w:themeShade="FF"/>
+                    </w:rPr>
+                    <w:t>TG</w:t>
+                  </w:r>
+                  <w:r>
+                    <w:rPr>
+                      <w:color w:val="000000" w:themeColor="text1" w:themeTint="FF" w:themeShade="FF"/>
+                    </w:rPr>
+                    <w:t>_DTM.</w:t>
+                  </w:r>
+                  <w:r>
+                    <w:rPr>
+                      <w:color w:val="000000" w:themeColor="text1" w:themeTint="FF" w:themeShade="FF"/>
                     </w:rPr>
                     <w:t>STG_FCT_LOAN</w:t>
                   </w:r>
                   <w:r>
                     <w:rPr>
-                      <w:color w:val="000000"/>
+                      <w:color w:val="000000" w:themeColor="text1" w:themeTint="FF" w:themeShade="FF"/>
                     </w:rPr>
                     <w:t xml:space="preserve"> (a)</w:t>
                   </w:r>
@@ -5809,8 +5825,11 @@
                 </w:tcPr>
                 <w:p>
                   <w:pPr>
-                    <w:spacing w:line="360" w:lineRule="auto"/>
-                    <w:ind w:right="34"/>
+                    <w:pStyle w:val="Normal"/>
+                    <w:suppressLineNumbers w:val="0"/>
+                    <w:bidi w:val="0"/>
+                    <w:spacing w:before="0" w:beforeAutospacing="off" w:after="0" w:afterAutospacing="off" w:line="360" w:lineRule="auto"/>
+                    <w:ind w:left="0" w:right="34"/>
                     <w:jc w:val="left"/>
                     <w:rPr>
                       <w:rFonts w:eastAsia="Times New Roman"/>
@@ -5819,19 +5838,31 @@
                   </w:pPr>
                   <w:r>
                     <w:rPr>
-                      <w:color w:val="000000"/>
-                    </w:rPr>
-                    <w:t>SB_DTM.</w:t>
-                  </w:r>
-                  <w:r>
-                    <w:rPr>
-                      <w:color w:val="000000"/>
+                      <w:color w:val="000000" w:themeColor="text1" w:themeTint="FF" w:themeShade="FF"/>
+                    </w:rPr>
+                    <w:t>S</w:t>
+                  </w:r>
+                  <w:r>
+                    <w:rPr>
+                      <w:color w:val="000000" w:themeColor="text1" w:themeTint="FF" w:themeShade="FF"/>
+                    </w:rPr>
+                    <w:t>TG</w:t>
+                  </w:r>
+                  <w:r>
+                    <w:rPr>
+                      <w:color w:val="000000" w:themeColor="text1" w:themeTint="FF" w:themeShade="FF"/>
+                    </w:rPr>
+                    <w:t>_DTM.</w:t>
+                  </w:r>
+                  <w:r>
+                    <w:rPr>
+                      <w:color w:val="000000" w:themeColor="text1" w:themeTint="FF" w:themeShade="FF"/>
                     </w:rPr>
                     <w:t>STG_FCT_LOAN</w:t>
                   </w:r>
                   <w:r>
                     <w:rPr>
-                      <w:color w:val="000000"/>
+                      <w:color w:val="000000" w:themeColor="text1" w:themeTint="FF" w:themeShade="FF"/>
                     </w:rPr>
                     <w:t xml:space="preserve"> (b)</w:t>
                   </w:r>
@@ -5910,6 +5941,1093 @@
                       <w:color w:val="000000"/>
                     </w:rPr>
                     <w:t>CONTRACT</w:t>
+                  </w:r>
+                  <w:proofErr w:type="gramEnd"/>
+                </w:p>
+              </w:tc>
+            </w:tr>
+            <w:tr>
+              <w:trPr>
+                <w:trHeight w:val="284"/>
+              </w:trPr>
+              <w:tc>
+                <w:tcPr>
+                  <w:tcW w:w="3278" w:type="dxa"/>
+                  <w:tcMar/>
+                </w:tcPr>
+                <w:p>
+                  <w:pPr>
+                    <w:pStyle w:val="Normal"/>
+                    <w:suppressLineNumbers w:val="0"/>
+                    <w:bidi w:val="0"/>
+                    <w:spacing w:before="0" w:beforeAutospacing="off" w:after="0" w:afterAutospacing="off" w:line="360" w:lineRule="auto"/>
+                    <w:ind w:left="0" w:right="34"/>
+                    <w:jc w:val="left"/>
+                    <w:rPr>
+                      <w:color w:val="000000" w:themeColor="text1" w:themeTint="FF" w:themeShade="FF"/>
+                    </w:rPr>
+                  </w:pPr>
+                  <w:r>
+                    <w:rPr>
+                      <w:color w:val="000000" w:themeColor="text1" w:themeTint="FF" w:themeShade="FF"/>
+                    </w:rPr>
+                    <w:t>S</w:t>
+                  </w:r>
+                  <w:r>
+                    <w:rPr>
+                      <w:color w:val="000000" w:themeColor="text1" w:themeTint="FF" w:themeShade="FF"/>
+                    </w:rPr>
+                    <w:t>TG</w:t>
+                  </w:r>
+                  <w:r>
+                    <w:rPr>
+                      <w:color w:val="000000" w:themeColor="text1" w:themeTint="FF" w:themeShade="FF"/>
+                    </w:rPr>
+                    <w:t>_DTM.</w:t>
+                  </w:r>
+                  <w:r>
+                    <w:rPr>
+                      <w:color w:val="000000" w:themeColor="text1" w:themeTint="FF" w:themeShade="FF"/>
+                    </w:rPr>
+                    <w:t>STG_DIM_LOAN</w:t>
+                  </w:r>
+                  <w:r>
+                    <w:rPr>
+                      <w:color w:val="000000" w:themeColor="text1" w:themeTint="FF" w:themeShade="FF"/>
+                    </w:rPr>
+                    <w:t xml:space="preserve"> (c)</w:t>
+                  </w:r>
+                </w:p>
+              </w:tc>
+              <w:tc>
+                <w:tcPr>
+                  <w:tcW w:w="3370" w:type="dxa"/>
+                  <w:tcMar/>
+                </w:tcPr>
+                <w:p>
+                  <w:pPr>
+                    <w:spacing w:line="360" w:lineRule="auto"/>
+                    <w:ind w:right="175"/>
+                    <w:jc w:val="left"/>
+                    <w:rPr>
+                      <w:rFonts w:eastAsia="Times New Roman"/>
+                      <w:color w:val="000000" w:themeColor="text1"/>
+                      <w:lang w:val="en-GB"/>
+                    </w:rPr>
+                  </w:pPr>
+                  <w:r>
+                    <w:rPr>
+                      <w:color w:val="000000"/>
+                    </w:rPr>
+                    <w:t xml:space="preserve">LEFT JOIN với điều kiện: </w:t>
+                  </w:r>
+                  <w:proofErr w:type="gramStart"/>
+                  <w:r>
+                    <w:rPr>
+                      <w:color w:val="000000"/>
+                    </w:rPr>
+                    <w:t>a.</w:t>
+                  </w:r>
+                  <w:r>
+                    <w:rPr>
+                      <w:color w:val="000000"/>
+                    </w:rPr>
+                    <w:t>CONTRACT</w:t>
+                  </w:r>
+                  <w:proofErr w:type="gramEnd"/>
+                  <w:r>
+                    <w:rPr>
+                      <w:color w:val="000000"/>
+                    </w:rPr>
+                    <w:t>_SK</w:t>
+                  </w:r>
+                  <w:r>
+                    <w:rPr>
+                      <w:color w:val="000000"/>
+                    </w:rPr>
+                    <w:t xml:space="preserve"> = </w:t>
+                  </w:r>
+                  <w:proofErr w:type="gramStart"/>
+                  <w:r>
+                    <w:rPr>
+                      <w:color w:val="000000"/>
+                    </w:rPr>
+                    <w:t>c.</w:t>
+                  </w:r>
+                  <w:r>
+                    <w:rPr>
+                      <w:color w:val="000000"/>
+                    </w:rPr>
+                    <w:t>DIMENSION</w:t>
+                  </w:r>
+                  <w:proofErr w:type="gramEnd"/>
+                  <w:r>
+                    <w:rPr>
+                      <w:color w:val="000000"/>
+                    </w:rPr>
+                    <w:t>_KEY</w:t>
+                  </w:r>
+                </w:p>
+              </w:tc>
+            </w:tr>
+            <w:tr>
+              <w:trPr>
+                <w:trHeight w:val="284"/>
+              </w:trPr>
+              <w:tc>
+                <w:tcPr>
+                  <w:tcW w:w="3278" w:type="dxa"/>
+                  <w:tcMar/>
+                </w:tcPr>
+                <w:p>
+                  <w:pPr>
+                    <w:pStyle w:val="Normal"/>
+                    <w:suppressLineNumbers w:val="0"/>
+                    <w:bidi w:val="0"/>
+                    <w:spacing w:before="0" w:beforeAutospacing="off" w:after="0" w:afterAutospacing="off" w:line="360" w:lineRule="auto"/>
+                    <w:ind w:left="0" w:right="34"/>
+                    <w:jc w:val="left"/>
+                    <w:rPr>
+                      <w:color w:val="000000" w:themeColor="text1" w:themeTint="FF" w:themeShade="FF"/>
+                    </w:rPr>
+                  </w:pPr>
+                  <w:r>
+                    <w:rPr>
+                      <w:color w:val="000000" w:themeColor="text1" w:themeTint="FF" w:themeShade="FF"/>
+                    </w:rPr>
+                    <w:t>S</w:t>
+                  </w:r>
+                  <w:r>
+                    <w:rPr>
+                      <w:color w:val="000000" w:themeColor="text1" w:themeTint="FF" w:themeShade="FF"/>
+                    </w:rPr>
+                    <w:t>TG</w:t>
+                  </w:r>
+                  <w:r>
+                    <w:rPr>
+                      <w:color w:val="000000" w:themeColor="text1" w:themeTint="FF" w:themeShade="FF"/>
+                    </w:rPr>
+                    <w:t>_DTM.</w:t>
+                  </w:r>
+                  <w:r>
+                    <w:rPr>
+                      <w:color w:val="000000" w:themeColor="text1" w:themeTint="FF" w:themeShade="FF"/>
+                    </w:rPr>
+                    <w:t>STG_DIM_CUSTOMER</w:t>
+                  </w:r>
+                  <w:r>
+                    <w:rPr>
+                      <w:color w:val="000000" w:themeColor="text1" w:themeTint="FF" w:themeShade="FF"/>
+                    </w:rPr>
+                    <w:t xml:space="preserve"> (d)</w:t>
+                  </w:r>
+                </w:p>
+              </w:tc>
+              <w:tc>
+                <w:tcPr>
+                  <w:tcW w:w="3370" w:type="dxa"/>
+                  <w:tcMar/>
+                </w:tcPr>
+                <w:p>
+                  <w:pPr>
+                    <w:spacing w:line="360" w:lineRule="auto"/>
+                    <w:ind w:right="175"/>
+                    <w:jc w:val="left"/>
+                    <w:rPr>
+                      <w:rFonts w:eastAsia="Times New Roman"/>
+                      <w:lang w:val="en-GB"/>
+                    </w:rPr>
+                  </w:pPr>
+                  <w:r>
+                    <w:rPr>
+                      <w:color w:val="000000"/>
+                    </w:rPr>
+                    <w:t xml:space="preserve">INNER JOIN với điều kiện: </w:t>
+                  </w:r>
+                  <w:proofErr w:type="gramStart"/>
+                  <w:r>
+                    <w:rPr>
+                      <w:color w:val="000000"/>
+                    </w:rPr>
+                    <w:t>a.</w:t>
+                  </w:r>
+                  <w:r>
+                    <w:rPr>
+                      <w:color w:val="000000"/>
+                    </w:rPr>
+                    <w:t>CUSTOMER</w:t>
+                  </w:r>
+                  <w:proofErr w:type="gramEnd"/>
+                  <w:r>
+                    <w:rPr>
+                      <w:color w:val="000000"/>
+                    </w:rPr>
+                    <w:t xml:space="preserve">_SK </w:t>
+                  </w:r>
+                  <w:r>
+                    <w:rPr>
+                      <w:color w:val="000000"/>
+                    </w:rPr>
+                    <w:t xml:space="preserve">= </w:t>
+                  </w:r>
+                  <w:proofErr w:type="gramStart"/>
+                  <w:r>
+                    <w:rPr>
+                      <w:color w:val="000000"/>
+                    </w:rPr>
+                    <w:t>d.</w:t>
+                  </w:r>
+                  <w:r>
+                    <w:rPr>
+                      <w:color w:val="000000"/>
+                    </w:rPr>
+                    <w:t>DIMENSION</w:t>
+                  </w:r>
+                  <w:proofErr w:type="gramEnd"/>
+                  <w:r>
+                    <w:rPr>
+                      <w:color w:val="000000"/>
+                    </w:rPr>
+                    <w:t xml:space="preserve">_KEY </w:t>
+                  </w:r>
+                  <w:r>
+                    <w:rPr>
+                      <w:color w:val="000000"/>
+                    </w:rPr>
+                    <w:t xml:space="preserve">and </w:t>
+                  </w:r>
+                  <w:proofErr w:type="gramStart"/>
+                  <w:r>
+                    <w:rPr>
+                      <w:color w:val="000000"/>
+                    </w:rPr>
+                    <w:t>d.</w:t>
+                  </w:r>
+                  <w:r>
+                    <w:rPr>
+                      <w:color w:val="000000"/>
+                    </w:rPr>
+                    <w:t>SEAB</w:t>
+                  </w:r>
+                  <w:proofErr w:type="gramEnd"/>
+                  <w:r>
+                    <w:rPr>
+                      <w:color w:val="000000"/>
+                    </w:rPr>
+                    <w:t xml:space="preserve">_CU_SEGMENT </w:t>
+                  </w:r>
+                  <w:r>
+                    <w:rPr>
+                      <w:color w:val="000000"/>
+                    </w:rPr>
+                    <w:t>NOT IN ('14', '21')</w:t>
+                  </w:r>
+                </w:p>
+              </w:tc>
+            </w:tr>
+            <w:tr>
+              <w:trPr>
+                <w:trHeight w:val="284"/>
+              </w:trPr>
+              <w:tc>
+                <w:tcPr>
+                  <w:tcW w:w="3278" w:type="dxa"/>
+                  <w:tcMar/>
+                </w:tcPr>
+                <w:p>
+                  <w:pPr>
+                    <w:pStyle w:val="Normal"/>
+                    <w:suppressLineNumbers w:val="0"/>
+                    <w:bidi w:val="0"/>
+                    <w:spacing w:before="0" w:beforeAutospacing="off" w:after="0" w:afterAutospacing="off" w:line="360" w:lineRule="auto"/>
+                    <w:ind w:left="0" w:right="34"/>
+                    <w:jc w:val="left"/>
+                    <w:rPr>
+                      <w:color w:val="000000" w:themeColor="text1" w:themeTint="FF" w:themeShade="FF"/>
+                    </w:rPr>
+                  </w:pPr>
+                  <w:r>
+                    <w:rPr>
+                      <w:color w:val="000000" w:themeColor="text1" w:themeTint="FF" w:themeShade="FF"/>
+                    </w:rPr>
+                    <w:t>S</w:t>
+                  </w:r>
+                  <w:r>
+                    <w:rPr>
+                      <w:color w:val="000000" w:themeColor="text1" w:themeTint="FF" w:themeShade="FF"/>
+                    </w:rPr>
+                    <w:t>TG</w:t>
+                  </w:r>
+                  <w:r>
+                    <w:rPr>
+                      <w:color w:val="000000" w:themeColor="text1" w:themeTint="FF" w:themeShade="FF"/>
+                    </w:rPr>
+                    <w:t>_DTM.</w:t>
+                  </w:r>
+                  <w:r>
+                    <w:rPr>
+                      <w:color w:val="000000" w:themeColor="text1" w:themeTint="FF" w:themeShade="FF"/>
+                    </w:rPr>
+                    <w:t>STG_DIM_COMPANY</w:t>
+                  </w:r>
+                  <w:r>
+                    <w:rPr>
+                      <w:color w:val="000000" w:themeColor="text1" w:themeTint="FF" w:themeShade="FF"/>
+                    </w:rPr>
+                    <w:t xml:space="preserve"> (e)</w:t>
+                  </w:r>
+                </w:p>
+              </w:tc>
+              <w:tc>
+                <w:tcPr>
+                  <w:tcW w:w="3370" w:type="dxa"/>
+                  <w:tcMar/>
+                </w:tcPr>
+                <w:p>
+                  <w:pPr>
+                    <w:spacing w:line="360" w:lineRule="auto"/>
+                    <w:ind w:right="175"/>
+                    <w:jc w:val="left"/>
+                    <w:rPr>
+                      <w:rFonts w:eastAsia="Times New Roman"/>
+                      <w:lang w:val="en-GB"/>
+                    </w:rPr>
+                  </w:pPr>
+                  <w:r>
+                    <w:rPr>
+                      <w:color w:val="000000" w:themeColor="text1" w:themeTint="FF" w:themeShade="FF"/>
+                    </w:rPr>
+                    <w:t xml:space="preserve">LEFT JOIN </w:t>
+                  </w:r>
+                  <w:r>
+                    <w:rPr>
+                      <w:color w:val="000000" w:themeColor="text1" w:themeTint="FF" w:themeShade="FF"/>
+                    </w:rPr>
+                    <w:t>với</w:t>
+                  </w:r>
+                  <w:r>
+                    <w:rPr>
+                      <w:color w:val="000000" w:themeColor="text1" w:themeTint="FF" w:themeShade="FF"/>
+                    </w:rPr>
+                    <w:t xml:space="preserve"> </w:t>
+                  </w:r>
+                  <w:r>
+                    <w:rPr>
+                      <w:color w:val="000000" w:themeColor="text1" w:themeTint="FF" w:themeShade="FF"/>
+                    </w:rPr>
+                    <w:t>điều</w:t>
+                  </w:r>
+                  <w:r>
+                    <w:rPr>
+                      <w:color w:val="000000" w:themeColor="text1" w:themeTint="FF" w:themeShade="FF"/>
+                    </w:rPr>
+                    <w:t xml:space="preserve"> </w:t>
+                  </w:r>
+                  <w:r>
+                    <w:rPr>
+                      <w:color w:val="000000" w:themeColor="text1" w:themeTint="FF" w:themeShade="FF"/>
+                    </w:rPr>
+                    <w:t>kiện</w:t>
+                  </w:r>
+                  <w:r>
+                    <w:rPr>
+                      <w:color w:val="000000" w:themeColor="text1" w:themeTint="FF" w:themeShade="FF"/>
+                    </w:rPr>
+                    <w:t xml:space="preserve">: </w:t>
+                  </w:r>
+                  <w:r>
+                    <w:rPr>
+                      <w:color w:val="000000" w:themeColor="text1" w:themeTint="FF" w:themeShade="FF"/>
+                    </w:rPr>
+                    <w:t>a.</w:t>
+                  </w:r>
+                  <w:r>
+                    <w:rPr>
+                      <w:color w:val="000000" w:themeColor="text1" w:themeTint="FF" w:themeShade="FF"/>
+                    </w:rPr>
+                    <w:t>CO</w:t>
+                  </w:r>
+                  <w:r>
+                    <w:rPr>
+                      <w:color w:val="000000" w:themeColor="text1" w:themeTint="FF" w:themeShade="FF"/>
+                    </w:rPr>
+                    <w:t>_CODE</w:t>
+                  </w:r>
+                  <w:r>
+                    <w:rPr>
+                      <w:color w:val="000000" w:themeColor="text1" w:themeTint="FF" w:themeShade="FF"/>
+                    </w:rPr>
+                    <w:t xml:space="preserve"> </w:t>
+                  </w:r>
+                  <w:r>
+                    <w:rPr>
+                      <w:color w:val="000000" w:themeColor="text1" w:themeTint="FF" w:themeShade="FF"/>
+                    </w:rPr>
+                    <w:t xml:space="preserve">= </w:t>
+                  </w:r>
+                  <w:r>
+                    <w:rPr>
+                      <w:color w:val="000000" w:themeColor="text1" w:themeTint="FF" w:themeShade="FF"/>
+                    </w:rPr>
+                    <w:t>e</w:t>
+                  </w:r>
+                  <w:r>
+                    <w:rPr>
+                      <w:color w:val="000000" w:themeColor="text1" w:themeTint="FF" w:themeShade="FF"/>
+                    </w:rPr>
+                    <w:t>.</w:t>
+                  </w:r>
+                  <w:r>
+                    <w:rPr>
+                      <w:color w:val="000000" w:themeColor="text1" w:themeTint="FF" w:themeShade="FF"/>
+                    </w:rPr>
+                    <w:t>COMPANY</w:t>
+                  </w:r>
+                  <w:r>
+                    <w:rPr>
+                      <w:color w:val="000000" w:themeColor="text1" w:themeTint="FF" w:themeShade="FF"/>
+                    </w:rPr>
+                    <w:t>_CODE</w:t>
+                  </w:r>
+                  <w:r>
+                    <w:rPr>
+                      <w:color w:val="000000" w:themeColor="text1" w:themeTint="FF" w:themeShade="FF"/>
+                    </w:rPr>
+                    <w:t xml:space="preserve"> </w:t>
+                  </w:r>
+                  <w:r>
+                    <w:rPr>
+                      <w:color w:val="000000" w:themeColor="text1" w:themeTint="FF" w:themeShade="FF"/>
+                    </w:rPr>
+                    <w:t xml:space="preserve">and </w:t>
+                  </w:r>
+                  <w:r>
+                    <w:rPr>
+                      <w:color w:val="000000" w:themeColor="text1" w:themeTint="FF" w:themeShade="FF"/>
+                    </w:rPr>
+                    <w:t>e</w:t>
+                  </w:r>
+                  <w:r>
+                    <w:rPr>
+                      <w:color w:val="000000" w:themeColor="text1" w:themeTint="FF" w:themeShade="FF"/>
+                    </w:rPr>
+                    <w:t>.</w:t>
+                  </w:r>
+                  <w:r>
+                    <w:rPr>
+                      <w:color w:val="000000" w:themeColor="text1" w:themeTint="FF" w:themeShade="FF"/>
+                    </w:rPr>
+                    <w:t>COMPANY</w:t>
+                  </w:r>
+                  <w:r>
+                    <w:rPr>
+                      <w:color w:val="000000" w:themeColor="text1" w:themeTint="FF" w:themeShade="FF"/>
+                    </w:rPr>
+                    <w:t xml:space="preserve">_EXP_DATE </w:t>
+                  </w:r>
+                  <w:r>
+                    <w:rPr>
+                      <w:color w:val="000000" w:themeColor="text1" w:themeTint="FF" w:themeShade="FF"/>
+                    </w:rPr>
+                    <w:t>is null</w:t>
+                  </w:r>
+                </w:p>
+              </w:tc>
+            </w:tr>
+            <w:tr>
+              <w:trPr>
+                <w:trHeight w:val="284"/>
+              </w:trPr>
+              <w:tc>
+                <w:tcPr>
+                  <w:tcW w:w="3278" w:type="dxa"/>
+                  <w:tcMar/>
+                </w:tcPr>
+                <w:p>
+                  <w:pPr>
+                    <w:pStyle w:val="Normal"/>
+                    <w:suppressLineNumbers w:val="0"/>
+                    <w:bidi w:val="0"/>
+                    <w:spacing w:before="0" w:beforeAutospacing="off" w:after="0" w:afterAutospacing="off" w:line="360" w:lineRule="auto"/>
+                    <w:ind w:left="0" w:right="34"/>
+                    <w:jc w:val="left"/>
+                    <w:rPr>
+                      <w:color w:val="000000" w:themeColor="text1" w:themeTint="FF" w:themeShade="FF"/>
+                    </w:rPr>
+                  </w:pPr>
+                  <w:r>
+                    <w:rPr>
+                      <w:color w:val="000000" w:themeColor="text1" w:themeTint="FF" w:themeShade="FF"/>
+                    </w:rPr>
+                    <w:t>S</w:t>
+                  </w:r>
+                  <w:r>
+                    <w:rPr>
+                      <w:color w:val="000000" w:themeColor="text1" w:themeTint="FF" w:themeShade="FF"/>
+                    </w:rPr>
+                    <w:t>TG</w:t>
+                  </w:r>
+                  <w:r>
+                    <w:rPr>
+                      <w:color w:val="000000" w:themeColor="text1" w:themeTint="FF" w:themeShade="FF"/>
+                    </w:rPr>
+                    <w:t>_DTM.</w:t>
+                  </w:r>
+                  <w:r>
+                    <w:rPr>
+                      <w:color w:val="000000" w:themeColor="text1" w:themeTint="FF" w:themeShade="FF"/>
+                    </w:rPr>
+                    <w:t>STG_DIM_SEAB_PRODUCTS_DE</w:t>
+                  </w:r>
+                  <w:r>
+                    <w:rPr>
+                      <w:color w:val="000000" w:themeColor="text1" w:themeTint="FF" w:themeShade="FF"/>
+                    </w:rPr>
+                    <w:t xml:space="preserve"> (f)</w:t>
+                  </w:r>
+                </w:p>
+              </w:tc>
+              <w:tc>
+                <w:tcPr>
+                  <w:tcW w:w="3370" w:type="dxa"/>
+                  <w:tcMar/>
+                </w:tcPr>
+                <w:p>
+                  <w:pPr>
+                    <w:spacing w:line="360" w:lineRule="auto"/>
+                    <w:ind w:right="175"/>
+                    <w:jc w:val="left"/>
+                    <w:rPr>
+                      <w:rFonts w:eastAsia="Times New Roman"/>
+                      <w:lang w:val="en-GB"/>
+                    </w:rPr>
+                  </w:pPr>
+                  <w:r>
+                    <w:rPr>
+                      <w:color w:val="000000"/>
+                    </w:rPr>
+                    <w:t xml:space="preserve">LEFT JOIN </w:t>
+                  </w:r>
+                  <w:r>
+                    <w:rPr>
+                      <w:color w:val="000000"/>
+                    </w:rPr>
+                    <w:t>với điều kiện:</w:t>
+                  </w:r>
+                  <w:r>
+                    <w:rPr>
+                      <w:color w:val="000000"/>
+                    </w:rPr>
+                    <w:t xml:space="preserve"> </w:t>
+                  </w:r>
+                  <w:proofErr w:type="gramStart"/>
+                  <w:r>
+                    <w:rPr>
+                      <w:color w:val="000000"/>
+                    </w:rPr>
+                    <w:t>a.</w:t>
+                  </w:r>
+                  <w:r>
+                    <w:rPr>
+                      <w:color w:val="000000"/>
+                    </w:rPr>
+                    <w:t>SEAB</w:t>
+                  </w:r>
+                  <w:proofErr w:type="gramEnd"/>
+                  <w:r>
+                    <w:rPr>
+                      <w:color w:val="000000"/>
+                    </w:rPr>
+                    <w:t xml:space="preserve">_PRODUCTS_SK </w:t>
+                  </w:r>
+                  <w:r>
+                    <w:rPr>
+                      <w:color w:val="000000"/>
+                    </w:rPr>
+                    <w:t xml:space="preserve">= </w:t>
+                  </w:r>
+                  <w:proofErr w:type="gramStart"/>
+                  <w:r>
+                    <w:rPr>
+                      <w:color w:val="000000"/>
+                    </w:rPr>
+                    <w:t>f.</w:t>
+                  </w:r>
+                  <w:r>
+                    <w:rPr>
+                      <w:color w:val="000000"/>
+                    </w:rPr>
+                    <w:t>DIMENSION</w:t>
+                  </w:r>
+                  <w:proofErr w:type="gramEnd"/>
+                  <w:r>
+                    <w:rPr>
+                      <w:color w:val="000000"/>
+                    </w:rPr>
+                    <w:t>_KEY</w:t>
+                  </w:r>
+                </w:p>
+              </w:tc>
+            </w:tr>
+            <w:tr>
+              <w:trPr>
+                <w:trHeight w:val="284"/>
+              </w:trPr>
+              <w:tc>
+                <w:tcPr>
+                  <w:tcW w:w="3278" w:type="dxa"/>
+                  <w:tcMar/>
+                </w:tcPr>
+                <w:p>
+                  <w:pPr>
+                    <w:spacing w:line="360" w:lineRule="auto"/>
+                    <w:ind w:right="34"/>
+                    <w:jc w:val="left"/>
+                    <w:rPr>
+                      <w:color w:val="000000"/>
+                    </w:rPr>
+                  </w:pPr>
+                  <w:r>
+                    <w:rPr>
+                      <w:color w:val="000000"/>
+                    </w:rPr>
+                    <w:t>TMP_REF_COMPANY_REGION</w:t>
+                  </w:r>
+                  <w:r>
+                    <w:rPr>
+                      <w:color w:val="000000"/>
+                    </w:rPr>
+                    <w:t xml:space="preserve"> (g)</w:t>
+                  </w:r>
+                </w:p>
+              </w:tc>
+              <w:tc>
+                <w:tcPr>
+                  <w:tcW w:w="3370" w:type="dxa"/>
+                  <w:tcMar/>
+                </w:tcPr>
+                <w:p>
+                  <w:pPr>
+                    <w:spacing w:line="360" w:lineRule="auto"/>
+                    <w:ind w:right="175"/>
+                    <w:jc w:val="left"/>
+                    <w:rPr>
+                      <w:rFonts w:eastAsia="Times New Roman"/>
+                      <w:lang w:val="en-GB"/>
+                    </w:rPr>
+                  </w:pPr>
+                  <w:r>
+                    <w:rPr>
+                      <w:color w:val="000000" w:themeColor="text1" w:themeTint="FF" w:themeShade="FF"/>
+                    </w:rPr>
+                    <w:t> </w:t>
+                  </w:r>
+                  <w:r>
+                    <w:rPr>
+                      <w:color w:val="000000" w:themeColor="text1" w:themeTint="FF" w:themeShade="FF"/>
+                    </w:rPr>
+                    <w:t xml:space="preserve">LEFT JOIN </w:t>
+                  </w:r>
+                  <w:r>
+                    <w:rPr>
+                      <w:color w:val="000000" w:themeColor="text1" w:themeTint="FF" w:themeShade="FF"/>
+                    </w:rPr>
+                    <w:t>với</w:t>
+                  </w:r>
+                  <w:r>
+                    <w:rPr>
+                      <w:color w:val="000000" w:themeColor="text1" w:themeTint="FF" w:themeShade="FF"/>
+                    </w:rPr>
+                    <w:t xml:space="preserve"> </w:t>
+                  </w:r>
+                  <w:r>
+                    <w:rPr>
+                      <w:color w:val="000000" w:themeColor="text1" w:themeTint="FF" w:themeShade="FF"/>
+                    </w:rPr>
+                    <w:t>điều</w:t>
+                  </w:r>
+                  <w:r>
+                    <w:rPr>
+                      <w:color w:val="000000" w:themeColor="text1" w:themeTint="FF" w:themeShade="FF"/>
+                    </w:rPr>
+                    <w:t xml:space="preserve"> </w:t>
+                  </w:r>
+                  <w:r>
+                    <w:rPr>
+                      <w:color w:val="000000" w:themeColor="text1" w:themeTint="FF" w:themeShade="FF"/>
+                    </w:rPr>
+                    <w:t>kiện</w:t>
+                  </w:r>
+                  <w:r>
+                    <w:rPr>
+                      <w:color w:val="000000" w:themeColor="text1" w:themeTint="FF" w:themeShade="FF"/>
+                    </w:rPr>
+                    <w:t xml:space="preserve">: </w:t>
+                  </w:r>
+                  <w:r>
+                    <w:rPr>
+                      <w:color w:val="000000" w:themeColor="text1" w:themeTint="FF" w:themeShade="FF"/>
+                    </w:rPr>
+                    <w:t>a.CO</w:t>
+                  </w:r>
+                  <w:r>
+                    <w:rPr>
+                      <w:color w:val="000000" w:themeColor="text1" w:themeTint="FF" w:themeShade="FF"/>
+                    </w:rPr>
+                    <w:t>_CODE</w:t>
+                  </w:r>
+                  <w:r>
+                    <w:rPr>
+                      <w:color w:val="000000" w:themeColor="text1" w:themeTint="FF" w:themeShade="FF"/>
+                    </w:rPr>
+                    <w:t xml:space="preserve"> = </w:t>
+                  </w:r>
+                  <w:r>
+                    <w:rPr>
+                      <w:color w:val="000000" w:themeColor="text1" w:themeTint="FF" w:themeShade="FF"/>
+                    </w:rPr>
+                    <w:t>g.COMPANY</w:t>
+                  </w:r>
+                  <w:r>
+                    <w:rPr>
+                      <w:color w:val="000000" w:themeColor="text1" w:themeTint="FF" w:themeShade="FF"/>
+                    </w:rPr>
+                    <w:t>_CODE</w:t>
+                  </w:r>
+                </w:p>
+              </w:tc>
+            </w:tr>
+            <w:tr>
+              <w:trPr>
+                <w:trHeight w:val="284"/>
+              </w:trPr>
+              <w:tc>
+                <w:tcPr>
+                  <w:tcW w:w="3278" w:type="dxa"/>
+                  <w:tcMar/>
+                </w:tcPr>
+                <w:p>
+                  <w:pPr>
+                    <w:spacing w:line="360" w:lineRule="auto"/>
+                    <w:ind w:right="34"/>
+                    <w:jc w:val="left"/>
+                    <w:rPr>
+                      <w:color w:val="000000"/>
+                    </w:rPr>
+                  </w:pPr>
+                  <w:r>
+                    <w:rPr>
+                      <w:color w:val="000000"/>
+                    </w:rPr>
+                    <w:t>SBLOS2.</w:t>
+                  </w:r>
+                  <w:r>
+                    <w:rPr>
+                      <w:color w:val="000000"/>
+                    </w:rPr>
+                    <w:t>NG_SB_CLOS_EXTTABLE</w:t>
+                  </w:r>
+                  <w:r>
+                    <w:rPr>
+                      <w:color w:val="000000"/>
+                    </w:rPr>
+                    <w:t xml:space="preserve"> (h)</w:t>
+                  </w:r>
+                </w:p>
+              </w:tc>
+              <w:tc>
+                <w:tcPr>
+                  <w:tcW w:w="3370" w:type="dxa"/>
+                  <w:tcMar/>
+                </w:tcPr>
+                <w:p>
+                  <w:pPr>
+                    <w:spacing w:line="360" w:lineRule="auto"/>
+                    <w:ind w:right="175"/>
+                    <w:jc w:val="left"/>
+                    <w:rPr>
+                      <w:rFonts w:eastAsia="Times New Roman"/>
+                      <w:color w:val="000000" w:themeColor="text1"/>
+                      <w:lang w:val="en-GB"/>
+                    </w:rPr>
+                  </w:pPr>
+                  <w:r>
+                    <w:rPr>
+                      <w:color w:val="000000"/>
+                    </w:rPr>
+                    <w:t xml:space="preserve">LEFT JOIN với điều kiện: </w:t>
+                  </w:r>
+                  <w:r>
+                    <w:rPr>
+                      <w:color w:val="000000"/>
+                    </w:rPr>
+                    <w:t xml:space="preserve"> </w:t>
+                  </w:r>
+                  <w:proofErr w:type="gramStart"/>
+                  <w:r>
+                    <w:rPr>
+                      <w:color w:val="000000"/>
+                    </w:rPr>
+                    <w:t>a.</w:t>
+                  </w:r>
+                  <w:r>
+                    <w:rPr>
+                      <w:color w:val="000000"/>
+                    </w:rPr>
+                    <w:t>SEAB</w:t>
+                  </w:r>
+                  <w:proofErr w:type="gramEnd"/>
+                  <w:r>
+                    <w:rPr>
+                      <w:color w:val="000000"/>
+                    </w:rPr>
+                    <w:t>_LOS_ID</w:t>
+                  </w:r>
+                  <w:r>
+                    <w:rPr>
+                      <w:color w:val="000000"/>
+                    </w:rPr>
+                    <w:t xml:space="preserve"> = </w:t>
+                  </w:r>
+                  <w:proofErr w:type="gramStart"/>
+                  <w:r>
+                    <w:rPr>
+                      <w:color w:val="000000"/>
+                    </w:rPr>
+                    <w:t>h.</w:t>
+                  </w:r>
+                  <w:r>
+                    <w:rPr>
+                      <w:color w:val="000000"/>
+                    </w:rPr>
+                    <w:t>WI</w:t>
+                  </w:r>
+                  <w:proofErr w:type="gramEnd"/>
+                  <w:r>
+                    <w:rPr>
+                      <w:color w:val="000000"/>
+                    </w:rPr>
+                    <w:t xml:space="preserve">_NAME </w:t>
+                  </w:r>
+                </w:p>
+              </w:tc>
+            </w:tr>
+            <w:tr>
+              <w:trPr>
+                <w:trHeight w:val="284"/>
+              </w:trPr>
+              <w:tc>
+                <w:tcPr>
+                  <w:tcW w:w="3278" w:type="dxa"/>
+                  <w:tcMar/>
+                </w:tcPr>
+                <w:p>
+                  <w:pPr>
+                    <w:spacing w:line="360" w:lineRule="auto"/>
+                    <w:ind w:right="34"/>
+                    <w:jc w:val="left"/>
+                    <w:rPr>
+                      <w:color w:val="000000"/>
+                    </w:rPr>
+                  </w:pPr>
+                  <w:r>
+                    <w:rPr>
+                      <w:color w:val="000000"/>
+                    </w:rPr>
+                    <w:t>SBLOS2.</w:t>
+                  </w:r>
+                  <w:r>
+                    <w:rPr>
+                      <w:color w:val="000000"/>
+                    </w:rPr>
+                    <w:t>NG_SB_CLOS_CHANGEREQ</w:t>
+                  </w:r>
+                  <w:r>
+                    <w:rPr>
+                      <w:color w:val="000000"/>
+                    </w:rPr>
+                    <w:t xml:space="preserve"> (i)</w:t>
+                  </w:r>
+                </w:p>
+              </w:tc>
+              <w:tc>
+                <w:tcPr>
+                  <w:tcW w:w="3370" w:type="dxa"/>
+                  <w:tcMar/>
+                </w:tcPr>
+                <w:p>
+                  <w:pPr>
+                    <w:spacing w:line="360" w:lineRule="auto"/>
+                    <w:ind w:right="175"/>
+                    <w:jc w:val="left"/>
+                    <w:rPr>
+                      <w:rFonts w:eastAsia="Times New Roman"/>
+                      <w:color w:val="000000" w:themeColor="text1"/>
+                      <w:lang w:val="en-GB"/>
+                    </w:rPr>
+                  </w:pPr>
+                  <w:r>
+                    <w:rPr>
+                      <w:color w:val="000000"/>
+                    </w:rPr>
+                    <w:t xml:space="preserve">LEFT JOIN với điều kiện: </w:t>
+                  </w:r>
+                  <w:r>
+                    <w:rPr>
+                      <w:color w:val="000000"/>
+                    </w:rPr>
+                    <w:t xml:space="preserve"> </w:t>
+                  </w:r>
+                  <w:proofErr w:type="gramStart"/>
+                  <w:r>
+                    <w:rPr>
+                      <w:color w:val="000000"/>
+                    </w:rPr>
+                    <w:t>h.WI</w:t>
+                  </w:r>
+                  <w:proofErr w:type="gramEnd"/>
+                  <w:r>
+                    <w:rPr>
+                      <w:color w:val="000000"/>
+                    </w:rPr>
+                    <w:t xml:space="preserve">_NAME </w:t>
+                  </w:r>
+                  <w:r>
+                    <w:rPr>
+                      <w:color w:val="000000"/>
+                    </w:rPr>
+                    <w:t xml:space="preserve">= </w:t>
+                  </w:r>
+                  <w:proofErr w:type="gramStart"/>
+                  <w:r>
+                    <w:rPr>
+                      <w:color w:val="000000"/>
+                    </w:rPr>
+                    <w:t>i</w:t>
+                  </w:r>
+                  <w:r>
+                    <w:rPr>
+                      <w:color w:val="000000"/>
+                    </w:rPr>
+                    <w:t>.</w:t>
+                  </w:r>
+                  <w:r>
+                    <w:rPr>
+                      <w:color w:val="000000"/>
+                    </w:rPr>
+                    <w:t>WI</w:t>
+                  </w:r>
+                  <w:proofErr w:type="gramEnd"/>
+                  <w:r>
+                    <w:rPr>
+                      <w:color w:val="000000"/>
+                    </w:rPr>
+                    <w:t>_NAME</w:t>
+                  </w:r>
+                  <w:r>
+                    <w:rPr>
+                      <w:color w:val="000000"/>
+                    </w:rPr>
+                    <w:t xml:space="preserve"> and </w:t>
+                  </w:r>
+                  <w:proofErr w:type="gramStart"/>
+                  <w:r>
+                    <w:rPr>
+                      <w:color w:val="000000"/>
+                    </w:rPr>
+                    <w:t>i.CHANGE</w:t>
+                  </w:r>
+                  <w:proofErr w:type="gramEnd"/>
+                  <w:r>
+                    <w:rPr>
+                      <w:color w:val="000000"/>
+                    </w:rPr>
+                    <w:t>_REQUEST = 'New'</w:t>
+                  </w:r>
+                </w:p>
+              </w:tc>
+            </w:tr>
+            <w:tr>
+              <w:trPr>
+                <w:trHeight w:val="284"/>
+              </w:trPr>
+              <w:tc>
+                <w:tcPr>
+                  <w:tcW w:w="3278" w:type="dxa"/>
+                  <w:tcMar/>
+                </w:tcPr>
+                <w:p>
+                  <w:pPr>
+                    <w:spacing w:line="360" w:lineRule="auto"/>
+                    <w:ind w:right="34"/>
+                    <w:jc w:val="left"/>
+                    <w:rPr>
+                      <w:color w:val="000000"/>
+                    </w:rPr>
+                  </w:pPr>
+                  <w:r>
+                    <w:rPr>
+                      <w:color w:val="000000"/>
+                    </w:rPr>
+                    <w:t>SBLOS2.</w:t>
+                  </w:r>
+                  <w:r>
+                    <w:rPr>
+                      <w:color w:val="000000"/>
+                    </w:rPr>
+                    <w:t>NG_SB_CLOS_ENTRY_EXIT</w:t>
+                  </w:r>
+                  <w:r>
+                    <w:rPr>
+                      <w:color w:val="000000"/>
+                    </w:rPr>
+                    <w:t xml:space="preserve"> (j)</w:t>
+                  </w:r>
+                </w:p>
+              </w:tc>
+              <w:tc>
+                <w:tcPr>
+                  <w:tcW w:w="3370" w:type="dxa"/>
+                  <w:tcMar/>
+                </w:tcPr>
+                <w:p>
+                  <w:pPr>
+                    <w:spacing w:line="360" w:lineRule="auto"/>
+                    <w:ind w:right="175"/>
+                    <w:jc w:val="left"/>
+                  </w:pPr>
+                  <w:r>
+                    <w:rPr>
+                      <w:color w:val="000000"/>
+                    </w:rPr>
+                    <w:t xml:space="preserve">LEFT JOIN với điều kiện: </w:t>
+                  </w:r>
+                  <w:proofErr w:type="gramStart"/>
+                  <w:r>
+                    <w:rPr>
+                      <w:color w:val="000000"/>
+                    </w:rPr>
+                    <w:t>a.SEAB</w:t>
+                  </w:r>
+                  <w:proofErr w:type="gramEnd"/>
+                  <w:r>
+                    <w:rPr>
+                      <w:color w:val="000000"/>
+                    </w:rPr>
+                    <w:t xml:space="preserve">_LOS_ID = </w:t>
+                  </w:r>
+                  <w:proofErr w:type="gramStart"/>
+                  <w:r>
+                    <w:rPr>
+                      <w:color w:val="000000"/>
+                    </w:rPr>
+                    <w:t>j</w:t>
+                  </w:r>
+                  <w:r>
+                    <w:rPr>
+                      <w:color w:val="000000"/>
+                    </w:rPr>
+                    <w:t>.WINAME</w:t>
                   </w:r>
                   <w:proofErr w:type="gramEnd"/>
                 </w:p>
@@ -5937,19 +7055,19 @@
                     <w:rPr>
                       <w:color w:val="000000"/>
                     </w:rPr>
-                    <w:t>SB_DTM.</w:t>
+                    <w:t>SBLOS2.</w:t>
                   </w:r>
                   <w:r>
                     <w:rPr>
                       <w:color w:val="000000"/>
                     </w:rPr>
-                    <w:t>STG_DIM_LOAN</w:t>
+                    <w:t>NG_SB_CLOS_CUST_INFO</w:t>
                   </w:r>
                   <w:r>
                     <w:rPr>
                       <w:color w:val="000000"/>
                     </w:rPr>
-                    <w:t xml:space="preserve"> (c)</w:t>
+                    <w:t xml:space="preserve"> (k)</w:t>
                   </w:r>
                 </w:p>
               </w:tc>
@@ -5980,1138 +7098,21 @@
                     <w:rPr>
                       <w:color w:val="000000"/>
                     </w:rPr>
-                    <w:t>a.</w:t>
-                  </w:r>
+                    <w:t>a.SEAB</w:t>
+                  </w:r>
+                  <w:proofErr w:type="gramEnd"/>
                   <w:r>
                     <w:rPr>
                       <w:color w:val="000000"/>
                     </w:rPr>
-                    <w:t>CONTRACT</w:t>
-                  </w:r>
-                  <w:proofErr w:type="gramEnd"/>
+                    <w:t xml:space="preserve">_LOS_ID = </w:t>
+                  </w:r>
+                  <w:proofErr w:type="gramStart"/>
                   <w:r>
                     <w:rPr>
                       <w:color w:val="000000"/>
                     </w:rPr>
-                    <w:t>_SK</w:t>
-                  </w:r>
-                  <w:r>
-                    <w:rPr>
-                      <w:color w:val="000000"/>
-                    </w:rPr>
-                    <w:t xml:space="preserve"> = </w:t>
-                  </w:r>
-                  <w:proofErr w:type="gramStart"/>
-                  <w:r>
-                    <w:rPr>
-                      <w:color w:val="000000"/>
-                    </w:rPr>
-                    <w:t>c.</w:t>
-                  </w:r>
-                  <w:r>
-                    <w:rPr>
-                      <w:color w:val="000000"/>
-                    </w:rPr>
-                    <w:t>DIMENSION</w:t>
-                  </w:r>
-                  <w:proofErr w:type="gramEnd"/>
-                  <w:r>
-                    <w:rPr>
-                      <w:color w:val="000000"/>
-                    </w:rPr>
-                    <w:t>_KEY</w:t>
-                  </w:r>
-                </w:p>
-              </w:tc>
-            </w:tr>
-            <w:tr>
-              <w:trPr>
-                <w:trHeight w:val="284"/>
-              </w:trPr>
-              <w:tc>
-                <w:tcPr>
-                  <w:tcW w:w="3278" w:type="dxa"/>
-                  <w:tcMar/>
-                </w:tcPr>
-                <w:p>
-                  <w:pPr>
-                    <w:spacing w:line="360" w:lineRule="auto"/>
-                    <w:ind w:right="34"/>
-                    <w:jc w:val="left"/>
-                    <w:rPr>
-                      <w:color w:val="000000"/>
-                    </w:rPr>
-                  </w:pPr>
-                  <w:r>
-                    <w:rPr>
-                      <w:color w:val="000000"/>
-                    </w:rPr>
-                    <w:t>SB_DTM.</w:t>
-                  </w:r>
-                  <w:r>
-                    <w:rPr>
-                      <w:color w:val="000000"/>
-                    </w:rPr>
-                    <w:t>STG_DIM_CUSTOMER</w:t>
-                  </w:r>
-                  <w:r>
-                    <w:rPr>
-                      <w:color w:val="000000"/>
-                    </w:rPr>
-                    <w:t xml:space="preserve"> (d)</w:t>
-                  </w:r>
-                </w:p>
-              </w:tc>
-              <w:tc>
-                <w:tcPr>
-                  <w:tcW w:w="3370" w:type="dxa"/>
-                  <w:tcMar/>
-                </w:tcPr>
-                <w:p>
-                  <w:pPr>
-                    <w:spacing w:line="360" w:lineRule="auto"/>
-                    <w:ind w:right="175"/>
-                    <w:jc w:val="left"/>
-                    <w:rPr>
-                      <w:rFonts w:eastAsia="Times New Roman"/>
-                      <w:lang w:val="en-GB"/>
-                    </w:rPr>
-                  </w:pPr>
-                  <w:r>
-                    <w:rPr>
-                      <w:color w:val="000000"/>
-                    </w:rPr>
-                    <w:t xml:space="preserve">INNER JOIN với điều kiện: </w:t>
-                  </w:r>
-                  <w:proofErr w:type="gramStart"/>
-                  <w:r>
-                    <w:rPr>
-                      <w:color w:val="000000"/>
-                    </w:rPr>
-                    <w:t>a.</w:t>
-                  </w:r>
-                  <w:r>
-                    <w:rPr>
-                      <w:color w:val="000000"/>
-                    </w:rPr>
-                    <w:t>CUSTOMER</w:t>
-                  </w:r>
-                  <w:proofErr w:type="gramEnd"/>
-                  <w:r>
-                    <w:rPr>
-                      <w:color w:val="000000"/>
-                    </w:rPr>
-                    <w:t xml:space="preserve">_SK </w:t>
-                  </w:r>
-                  <w:r>
-                    <w:rPr>
-                      <w:color w:val="000000"/>
-                    </w:rPr>
-                    <w:t xml:space="preserve">= </w:t>
-                  </w:r>
-                  <w:proofErr w:type="gramStart"/>
-                  <w:r>
-                    <w:rPr>
-                      <w:color w:val="000000"/>
-                    </w:rPr>
-                    <w:t>d.</w:t>
-                  </w:r>
-                  <w:r>
-                    <w:rPr>
-                      <w:color w:val="000000"/>
-                    </w:rPr>
-                    <w:t>DIMENSION</w:t>
-                  </w:r>
-                  <w:proofErr w:type="gramEnd"/>
-                  <w:r>
-                    <w:rPr>
-                      <w:color w:val="000000"/>
-                    </w:rPr>
-                    <w:t xml:space="preserve">_KEY </w:t>
-                  </w:r>
-                  <w:r>
-                    <w:rPr>
-                      <w:color w:val="000000"/>
-                    </w:rPr>
-                    <w:t xml:space="preserve">and </w:t>
-                  </w:r>
-                  <w:proofErr w:type="gramStart"/>
-                  <w:r>
-                    <w:rPr>
-                      <w:color w:val="000000"/>
-                    </w:rPr>
-                    <w:t>d.</w:t>
-                  </w:r>
-                  <w:r>
-                    <w:rPr>
-                      <w:color w:val="000000"/>
-                    </w:rPr>
-                    <w:t>SEAB</w:t>
-                  </w:r>
-                  <w:proofErr w:type="gramEnd"/>
-                  <w:r>
-                    <w:rPr>
-                      <w:color w:val="000000"/>
-                    </w:rPr>
-                    <w:t xml:space="preserve">_CU_SEGMENT </w:t>
-                  </w:r>
-                  <w:r>
-                    <w:rPr>
-                      <w:color w:val="000000"/>
-                    </w:rPr>
-                    <w:t>NOT IN ('14', '21')</w:t>
-                  </w:r>
-                </w:p>
-              </w:tc>
-            </w:tr>
-            <w:tr>
-              <w:trPr>
-                <w:trHeight w:val="284"/>
-              </w:trPr>
-              <w:tc>
-                <w:tcPr>
-                  <w:tcW w:w="3278" w:type="dxa"/>
-                  <w:tcMar/>
-                </w:tcPr>
-                <w:p>
-                  <w:pPr>
-                    <w:spacing w:line="360" w:lineRule="auto"/>
-                    <w:ind w:right="34"/>
-                    <w:jc w:val="left"/>
-                    <w:rPr>
-                      <w:color w:val="000000"/>
-                    </w:rPr>
-                  </w:pPr>
-                  <w:r>
-                    <w:rPr>
-                      <w:color w:val="000000"/>
-                    </w:rPr>
-                    <w:t>SB_DTM.</w:t>
-                  </w:r>
-                  <w:r>
-                    <w:rPr>
-                      <w:color w:val="000000"/>
-                    </w:rPr>
-                    <w:t>STG_DIM_COMPANY</w:t>
-                  </w:r>
-                  <w:r>
-                    <w:rPr>
-                      <w:color w:val="000000"/>
-                    </w:rPr>
-                    <w:t xml:space="preserve"> (e)</w:t>
-                  </w:r>
-                </w:p>
-              </w:tc>
-              <w:tc>
-                <w:tcPr>
-                  <w:tcW w:w="3370" w:type="dxa"/>
-                  <w:tcMar/>
-                </w:tcPr>
-                <w:p>
-                  <w:pPr>
-                    <w:pStyle w:val="Normal"/>
-                    <w:suppressLineNumbers w:val="0"/>
-                    <w:bidi w:val="0"/>
-                    <w:spacing w:before="0" w:beforeAutospacing="off" w:after="0" w:afterAutospacing="off" w:line="360" w:lineRule="auto"/>
-                    <w:ind w:left="0" w:right="175"/>
-                    <w:jc w:val="left"/>
-                    <w:rPr>
-                      <w:rFonts w:eastAsia="Times New Roman"/>
-                      <w:lang w:val="en-GB"/>
-                    </w:rPr>
-                  </w:pPr>
-                  <w:r>
-                    <w:rPr>
-                      <w:color w:val="000000" w:themeColor="text1" w:themeTint="FF" w:themeShade="FF"/>
-                    </w:rPr>
-                    <w:t xml:space="preserve">LEFT JOIN </w:t>
-                  </w:r>
-                  <w:r>
-                    <w:rPr>
-                      <w:color w:val="000000" w:themeColor="text1" w:themeTint="FF" w:themeShade="FF"/>
-                    </w:rPr>
-                    <w:t>với</w:t>
-                  </w:r>
-                  <w:r>
-                    <w:rPr>
-                      <w:color w:val="000000" w:themeColor="text1" w:themeTint="FF" w:themeShade="FF"/>
-                    </w:rPr>
-                    <w:t xml:space="preserve"> </w:t>
-                  </w:r>
-                  <w:r>
-                    <w:rPr>
-                      <w:color w:val="000000" w:themeColor="text1" w:themeTint="FF" w:themeShade="FF"/>
-                    </w:rPr>
-                    <w:t>điều</w:t>
-                  </w:r>
-                  <w:r>
-                    <w:rPr>
-                      <w:color w:val="000000" w:themeColor="text1" w:themeTint="FF" w:themeShade="FF"/>
-                    </w:rPr>
-                    <w:t xml:space="preserve"> </w:t>
-                  </w:r>
-                  <w:r>
-                    <w:rPr>
-                      <w:color w:val="000000" w:themeColor="text1" w:themeTint="FF" w:themeShade="FF"/>
-                    </w:rPr>
-                    <w:t>kiện</w:t>
-                  </w:r>
-                  <w:r>
-                    <w:rPr>
-                      <w:color w:val="000000" w:themeColor="text1" w:themeTint="FF" w:themeShade="FF"/>
-                    </w:rPr>
-                    <w:t xml:space="preserve">: </w:t>
-                  </w:r>
-                  <w:r>
-                    <w:rPr>
-                      <w:color w:val="000000" w:themeColor="text1" w:themeTint="FF" w:themeShade="FF"/>
-                    </w:rPr>
-                    <w:t>a.</w:t>
-                  </w:r>
-                  <w:r>
-                    <w:rPr>
-                      <w:color w:val="000000" w:themeColor="text1" w:themeTint="FF" w:themeShade="FF"/>
-                    </w:rPr>
-                    <w:t>CO</w:t>
-                  </w:r>
-                  <w:r>
-                    <w:rPr>
-                      <w:color w:val="000000" w:themeColor="text1" w:themeTint="FF" w:themeShade="FF"/>
-                    </w:rPr>
-                    <w:t xml:space="preserve">_CODE </w:t>
-                  </w:r>
-                  <w:r>
-                    <w:rPr>
-                      <w:color w:val="000000" w:themeColor="text1" w:themeTint="FF" w:themeShade="FF"/>
-                    </w:rPr>
-                    <w:t xml:space="preserve">= </w:t>
-                  </w:r>
-                  <w:r>
-                    <w:rPr>
-                      <w:color w:val="000000" w:themeColor="text1" w:themeTint="FF" w:themeShade="FF"/>
-                    </w:rPr>
-                    <w:t>e</w:t>
-                  </w:r>
-                  <w:r>
-                    <w:rPr>
-                      <w:color w:val="000000" w:themeColor="text1" w:themeTint="FF" w:themeShade="FF"/>
-                    </w:rPr>
-                    <w:t>.</w:t>
-                  </w:r>
-                  <w:r>
-                    <w:rPr>
-                      <w:color w:val="000000" w:themeColor="text1" w:themeTint="FF" w:themeShade="FF"/>
-                    </w:rPr>
-                    <w:t>COMPANY</w:t>
-                  </w:r>
-                  <w:r>
-                    <w:rPr>
-                      <w:color w:val="000000" w:themeColor="text1" w:themeTint="FF" w:themeShade="FF"/>
-                    </w:rPr>
-                    <w:t xml:space="preserve">_CODE </w:t>
-                  </w:r>
-                  <w:r>
-                    <w:rPr>
-                      <w:color w:val="000000" w:themeColor="text1" w:themeTint="FF" w:themeShade="FF"/>
-                    </w:rPr>
-                    <w:t xml:space="preserve">and </w:t>
-                  </w:r>
-                  <w:r>
-                    <w:rPr>
-                      <w:color w:val="000000" w:themeColor="text1" w:themeTint="FF" w:themeShade="FF"/>
-                    </w:rPr>
-                    <w:t>e</w:t>
-                  </w:r>
-                  <w:r>
-                    <w:rPr>
-                      <w:color w:val="000000" w:themeColor="text1" w:themeTint="FF" w:themeShade="FF"/>
-                    </w:rPr>
-                    <w:t>.</w:t>
-                  </w:r>
-                  <w:r>
-                    <w:rPr>
-                      <w:color w:val="000000" w:themeColor="text1" w:themeTint="FF" w:themeShade="FF"/>
-                    </w:rPr>
-                    <w:t>COMPANY</w:t>
-                  </w:r>
-                  <w:r>
-                    <w:rPr>
-                      <w:color w:val="000000" w:themeColor="text1" w:themeTint="FF" w:themeShade="FF"/>
-                    </w:rPr>
-                    <w:t>_EXP_DATE</w:t>
-                  </w:r>
-                  <w:r>
-                    <w:rPr>
-                      <w:color w:val="000000" w:themeColor="text1" w:themeTint="FF" w:themeShade="FF"/>
-                    </w:rPr>
-                    <w:t xml:space="preserve"> </w:t>
-                  </w:r>
-                  <w:r>
-                    <w:rPr>
-                      <w:color w:val="000000" w:themeColor="text1" w:themeTint="FF" w:themeShade="FF"/>
-                    </w:rPr>
-                    <w:t>is null</w:t>
-                  </w:r>
-                </w:p>
-              </w:tc>
-            </w:tr>
-            <w:tr>
-              <w:trPr>
-                <w:trHeight w:val="284"/>
-              </w:trPr>
-              <w:tc>
-                <w:tcPr>
-                  <w:tcW w:w="3278" w:type="dxa"/>
-                  <w:tcMar/>
-                </w:tcPr>
-                <w:p>
-                  <w:pPr>
-                    <w:spacing w:line="360" w:lineRule="auto"/>
-                    <w:ind w:right="34"/>
-                    <w:jc w:val="left"/>
-                    <w:rPr>
-                      <w:color w:val="000000"/>
-                    </w:rPr>
-                  </w:pPr>
-                  <w:r>
-                    <w:rPr>
-                      <w:color w:val="000000"/>
-                    </w:rPr>
-                    <w:t>SB_DTM.</w:t>
-                  </w:r>
-                  <w:r>
-                    <w:rPr>
-                      <w:color w:val="000000"/>
-                    </w:rPr>
-                    <w:t>STG_DIM_SEAB_PRODUCTS_DE</w:t>
-                  </w:r>
-                  <w:r>
-                    <w:rPr>
-                      <w:color w:val="000000"/>
-                    </w:rPr>
-                    <w:t xml:space="preserve"> (f)</w:t>
-                  </w:r>
-                </w:p>
-              </w:tc>
-              <w:tc>
-                <w:tcPr>
-                  <w:tcW w:w="3370" w:type="dxa"/>
-                  <w:tcMar/>
-                </w:tcPr>
-                <w:p>
-                  <w:pPr>
-                    <w:spacing w:line="360" w:lineRule="auto"/>
-                    <w:ind w:right="175"/>
-                    <w:jc w:val="left"/>
-                    <w:rPr>
-                      <w:rFonts w:eastAsia="Times New Roman"/>
-                      <w:lang w:val="en-GB"/>
-                    </w:rPr>
-                  </w:pPr>
-                  <w:r>
-                    <w:rPr>
-                      <w:color w:val="000000"/>
-                    </w:rPr>
-                    <w:t xml:space="preserve">LEFT JOIN </w:t>
-                  </w:r>
-                  <w:r>
-                    <w:rPr>
-                      <w:color w:val="000000"/>
-                    </w:rPr>
-                    <w:t>với điều kiện:</w:t>
-                  </w:r>
-                  <w:r>
-                    <w:rPr>
-                      <w:color w:val="000000"/>
-                    </w:rPr>
-                    <w:t xml:space="preserve"> </w:t>
-                  </w:r>
-                  <w:proofErr w:type="gramStart"/>
-                  <w:r>
-                    <w:rPr>
-                      <w:color w:val="000000"/>
-                    </w:rPr>
-                    <w:t>a.</w:t>
-                  </w:r>
-                  <w:r>
-                    <w:rPr>
-                      <w:color w:val="000000"/>
-                    </w:rPr>
-                    <w:t>SEAB</w:t>
-                  </w:r>
-                  <w:proofErr w:type="gramEnd"/>
-                  <w:r>
-                    <w:rPr>
-                      <w:color w:val="000000"/>
-                    </w:rPr>
-                    <w:t xml:space="preserve">_PRODUCTS_SK </w:t>
-                  </w:r>
-                  <w:r>
-                    <w:rPr>
-                      <w:color w:val="000000"/>
-                    </w:rPr>
-                    <w:t xml:space="preserve">= </w:t>
-                  </w:r>
-                  <w:proofErr w:type="gramStart"/>
-                  <w:r>
-                    <w:rPr>
-                      <w:color w:val="000000"/>
-                    </w:rPr>
-                    <w:t>f.</w:t>
-                  </w:r>
-                  <w:r>
-                    <w:rPr>
-                      <w:color w:val="000000"/>
-                    </w:rPr>
-                    <w:t>DIMENSION</w:t>
-                  </w:r>
-                  <w:proofErr w:type="gramEnd"/>
-                  <w:r>
-                    <w:rPr>
-                      <w:color w:val="000000"/>
-                    </w:rPr>
-                    <w:t>_KEY</w:t>
-                  </w:r>
-                </w:p>
-              </w:tc>
-            </w:tr>
-            <w:tr>
-              <w:trPr>
-                <w:trHeight w:val="284"/>
-              </w:trPr>
-              <w:tc>
-                <w:tcPr>
-                  <w:tcW w:w="3278" w:type="dxa"/>
-                  <w:tcMar/>
-                </w:tcPr>
-                <w:p>
-                  <w:pPr>
-                    <w:spacing w:line="360" w:lineRule="auto"/>
-                    <w:ind w:right="34"/>
-                    <w:jc w:val="left"/>
-                    <w:rPr>
-                      <w:color w:val="000000"/>
-                    </w:rPr>
-                  </w:pPr>
-                  <w:r>
-                    <w:rPr>
-                      <w:color w:val="000000"/>
-                    </w:rPr>
-                    <w:t>TMP_REF_COMPANY_REGION</w:t>
-                  </w:r>
-                  <w:r>
-                    <w:rPr>
-                      <w:color w:val="000000"/>
-                    </w:rPr>
-                    <w:t xml:space="preserve"> (g)</w:t>
-                  </w:r>
-                </w:p>
-              </w:tc>
-              <w:tc>
-                <w:tcPr>
-                  <w:tcW w:w="3370" w:type="dxa"/>
-                  <w:tcMar/>
-                </w:tcPr>
-                <w:p>
-                  <w:pPr>
-                    <w:spacing w:line="360" w:lineRule="auto"/>
-                    <w:ind w:right="175"/>
-                    <w:jc w:val="left"/>
-                    <w:rPr>
-                      <w:rFonts w:eastAsia="Times New Roman"/>
-                      <w:lang w:val="en-GB"/>
-                    </w:rPr>
-                  </w:pPr>
-                  <w:r>
-                    <w:rPr>
-                      <w:color w:val="000000" w:themeColor="text1" w:themeTint="FF" w:themeShade="FF"/>
-                    </w:rPr>
-                    <w:t> </w:t>
-                  </w:r>
-                  <w:r>
-                    <w:rPr>
-                      <w:color w:val="000000" w:themeColor="text1" w:themeTint="FF" w:themeShade="FF"/>
-                    </w:rPr>
-                    <w:t xml:space="preserve">LEFT JOIN </w:t>
-                  </w:r>
-                  <w:r>
-                    <w:rPr>
-                      <w:color w:val="000000" w:themeColor="text1" w:themeTint="FF" w:themeShade="FF"/>
-                    </w:rPr>
-                    <w:t>với</w:t>
-                  </w:r>
-                  <w:r>
-                    <w:rPr>
-                      <w:color w:val="000000" w:themeColor="text1" w:themeTint="FF" w:themeShade="FF"/>
-                    </w:rPr>
-                    <w:t xml:space="preserve"> </w:t>
-                  </w:r>
-                  <w:r>
-                    <w:rPr>
-                      <w:color w:val="000000" w:themeColor="text1" w:themeTint="FF" w:themeShade="FF"/>
-                    </w:rPr>
-                    <w:t>điều</w:t>
-                  </w:r>
-                  <w:r>
-                    <w:rPr>
-                      <w:color w:val="000000" w:themeColor="text1" w:themeTint="FF" w:themeShade="FF"/>
-                    </w:rPr>
-                    <w:t xml:space="preserve"> </w:t>
-                  </w:r>
-                  <w:r>
-                    <w:rPr>
-                      <w:color w:val="000000" w:themeColor="text1" w:themeTint="FF" w:themeShade="FF"/>
-                    </w:rPr>
-                    <w:t>kiện</w:t>
-                  </w:r>
-                  <w:r>
-                    <w:rPr>
-                      <w:color w:val="000000" w:themeColor="text1" w:themeTint="FF" w:themeShade="FF"/>
-                    </w:rPr>
-                    <w:t xml:space="preserve">: </w:t>
-                  </w:r>
-                  <w:r>
-                    <w:rPr>
-                      <w:color w:val="000000" w:themeColor="text1" w:themeTint="FF" w:themeShade="FF"/>
-                    </w:rPr>
-                    <w:t>a.CO</w:t>
-                  </w:r>
-                  <w:r>
-                    <w:rPr>
-                      <w:color w:val="000000" w:themeColor="text1" w:themeTint="FF" w:themeShade="FF"/>
-                    </w:rPr>
-                    <w:t>_CODE</w:t>
-                  </w:r>
-                  <w:r>
-                    <w:rPr>
-                      <w:color w:val="000000" w:themeColor="text1" w:themeTint="FF" w:themeShade="FF"/>
-                    </w:rPr>
-                    <w:t xml:space="preserve"> = </w:t>
-                  </w:r>
-                  <w:r>
-                    <w:rPr>
-                      <w:color w:val="000000" w:themeColor="text1" w:themeTint="FF" w:themeShade="FF"/>
-                    </w:rPr>
-                    <w:t>g.COMPANY</w:t>
-                  </w:r>
-                  <w:r>
-                    <w:rPr>
-                      <w:color w:val="000000" w:themeColor="text1" w:themeTint="FF" w:themeShade="FF"/>
-                    </w:rPr>
-                    <w:t>_CODE</w:t>
-                  </w:r>
-                </w:p>
-              </w:tc>
-            </w:tr>
-            <w:tr>
-              <w:trPr>
-                <w:trHeight w:val="284"/>
-              </w:trPr>
-              <w:tc>
-                <w:tcPr>
-                  <w:tcW w:w="3278" w:type="dxa"/>
-                  <w:tcMar/>
-                </w:tcPr>
-                <w:p>
-                  <w:pPr>
-                    <w:spacing w:line="360" w:lineRule="auto"/>
-                    <w:ind w:right="34"/>
-                    <w:jc w:val="left"/>
-                    <w:rPr>
-                      <w:color w:val="000000"/>
-                    </w:rPr>
-                  </w:pPr>
-                  <w:r>
-                    <w:rPr>
-                      <w:color w:val="000000"/>
-                    </w:rPr>
-                    <w:t>SBLOS2.</w:t>
-                  </w:r>
-                  <w:r>
-                    <w:rPr>
-                      <w:color w:val="000000"/>
-                    </w:rPr>
-                    <w:t>NG_SB_CLOS_EXTTABLE</w:t>
-                  </w:r>
-                  <w:r>
-                    <w:rPr>
-                      <w:color w:val="000000"/>
-                    </w:rPr>
-                    <w:t xml:space="preserve"> (h)</w:t>
-                  </w:r>
-                </w:p>
-              </w:tc>
-              <w:tc>
-                <w:tcPr>
-                  <w:tcW w:w="3370" w:type="dxa"/>
-                  <w:tcMar/>
-                </w:tcPr>
-                <w:p>
-                  <w:pPr>
-                    <w:spacing w:line="360" w:lineRule="auto"/>
-                    <w:ind w:right="175"/>
-                    <w:jc w:val="left"/>
-                    <w:rPr>
-                      <w:rFonts w:eastAsia="Times New Roman"/>
-                      <w:color w:val="000000" w:themeColor="text1"/>
-                      <w:lang w:val="en-GB"/>
-                    </w:rPr>
-                  </w:pPr>
-                  <w:r>
-                    <w:rPr>
-                      <w:color w:val="000000"/>
-                    </w:rPr>
-                    <w:t xml:space="preserve">LEFT JOIN với điều kiện: </w:t>
-                  </w:r>
-                  <w:r>
-                    <w:rPr>
-                      <w:color w:val="000000"/>
-                    </w:rPr>
-                    <w:t xml:space="preserve"> </w:t>
-                  </w:r>
-                  <w:proofErr w:type="gramStart"/>
-                  <w:r>
-                    <w:rPr>
-                      <w:color w:val="000000"/>
-                    </w:rPr>
-                    <w:t>a.</w:t>
-                  </w:r>
-                  <w:r>
-                    <w:rPr>
-                      <w:color w:val="000000"/>
-                    </w:rPr>
-                    <w:t>SEAB</w:t>
-                  </w:r>
-                  <w:proofErr w:type="gramEnd"/>
-                  <w:r>
-                    <w:rPr>
-                      <w:color w:val="000000"/>
-                    </w:rPr>
-                    <w:t>_LOS_ID</w:t>
-                  </w:r>
-                  <w:r>
-                    <w:rPr>
-                      <w:color w:val="000000"/>
-                    </w:rPr>
-                    <w:t xml:space="preserve"> = </w:t>
-                  </w:r>
-                  <w:proofErr w:type="gramStart"/>
-                  <w:r>
-                    <w:rPr>
-                      <w:color w:val="000000"/>
-                    </w:rPr>
-                    <w:t>h.</w:t>
-                  </w:r>
-                  <w:r>
-                    <w:rPr>
-                      <w:color w:val="000000"/>
-                    </w:rPr>
-                    <w:t>WI</w:t>
-                  </w:r>
-                  <w:proofErr w:type="gramEnd"/>
-                  <w:r>
-                    <w:rPr>
-                      <w:color w:val="000000"/>
-                    </w:rPr>
-                    <w:t xml:space="preserve">_NAME </w:t>
-                  </w:r>
-                </w:p>
-              </w:tc>
-            </w:tr>
-            <w:tr>
-              <w:trPr>
-                <w:trHeight w:val="284"/>
-              </w:trPr>
-              <w:tc>
-                <w:tcPr>
-                  <w:tcW w:w="3278" w:type="dxa"/>
-                  <w:tcMar/>
-                </w:tcPr>
-                <w:p>
-                  <w:pPr>
-                    <w:spacing w:line="360" w:lineRule="auto"/>
-                    <w:ind w:right="34"/>
-                    <w:jc w:val="left"/>
-                    <w:rPr>
-                      <w:color w:val="000000"/>
-                    </w:rPr>
-                  </w:pPr>
-                  <w:r>
-                    <w:rPr>
-                      <w:color w:val="000000"/>
-                    </w:rPr>
-                    <w:t>SBLOS2.</w:t>
-                  </w:r>
-                  <w:r>
-                    <w:rPr>
-                      <w:color w:val="000000"/>
-                    </w:rPr>
-                    <w:t>NG_SB_CLOS_CHANGEREQ</w:t>
-                  </w:r>
-                  <w:r>
-                    <w:rPr>
-                      <w:color w:val="000000"/>
-                    </w:rPr>
-                    <w:t xml:space="preserve"> (i)</w:t>
-                  </w:r>
-                </w:p>
-              </w:tc>
-              <w:tc>
-                <w:tcPr>
-                  <w:tcW w:w="3370" w:type="dxa"/>
-                  <w:tcMar/>
-                </w:tcPr>
-                <w:p>
-                  <w:pPr>
-                    <w:spacing w:line="360" w:lineRule="auto"/>
-                    <w:ind w:right="175"/>
-                    <w:jc w:val="left"/>
-                    <w:rPr>
-                      <w:rFonts w:eastAsia="Times New Roman"/>
-                      <w:color w:val="000000" w:themeColor="text1"/>
-                      <w:lang w:val="en-GB"/>
-                    </w:rPr>
-                  </w:pPr>
-                  <w:r>
-                    <w:rPr>
-                      <w:color w:val="000000"/>
-                    </w:rPr>
-                    <w:t xml:space="preserve">LEFT JOIN với điều kiện: </w:t>
-                  </w:r>
-                  <w:r>
-                    <w:rPr>
-                      <w:color w:val="000000"/>
-                    </w:rPr>
-                    <w:t xml:space="preserve"> </w:t>
-                  </w:r>
-                  <w:proofErr w:type="gramStart"/>
-                  <w:r>
-                    <w:rPr>
-                      <w:color w:val="000000"/>
-                    </w:rPr>
-                    <w:t>h.WI</w:t>
-                  </w:r>
-                  <w:proofErr w:type="gramEnd"/>
-                  <w:r>
-                    <w:rPr>
-                      <w:color w:val="000000"/>
-                    </w:rPr>
-                    <w:t xml:space="preserve">_NAME </w:t>
-                  </w:r>
-                  <w:r>
-                    <w:rPr>
-                      <w:color w:val="000000"/>
-                    </w:rPr>
-                    <w:t xml:space="preserve">= </w:t>
-                  </w:r>
-                  <w:proofErr w:type="gramStart"/>
-                  <w:r>
-                    <w:rPr>
-                      <w:color w:val="000000"/>
-                    </w:rPr>
-                    <w:t>i</w:t>
-                  </w:r>
-                  <w:r>
-                    <w:rPr>
-                      <w:color w:val="000000"/>
-                    </w:rPr>
-                    <w:t>.</w:t>
-                  </w:r>
-                  <w:r>
-                    <w:rPr>
-                      <w:color w:val="000000"/>
-                    </w:rPr>
-                    <w:t>WI</w:t>
-                  </w:r>
-                  <w:proofErr w:type="gramEnd"/>
-                  <w:r>
-                    <w:rPr>
-                      <w:color w:val="000000"/>
-                    </w:rPr>
-                    <w:t>_NAME</w:t>
-                  </w:r>
-                  <w:r>
-                    <w:rPr>
-                      <w:color w:val="000000"/>
-                    </w:rPr>
-                    <w:t xml:space="preserve"> and </w:t>
-                  </w:r>
-                  <w:proofErr w:type="gramStart"/>
-                  <w:r>
-                    <w:rPr>
-                      <w:color w:val="000000"/>
-                    </w:rPr>
-                    <w:t>i.CHANGE</w:t>
-                  </w:r>
-                  <w:proofErr w:type="gramEnd"/>
-                  <w:r>
-                    <w:rPr>
-                      <w:color w:val="000000"/>
-                    </w:rPr>
-                    <w:t>_REQUEST = 'New'</w:t>
-                  </w:r>
-                </w:p>
-              </w:tc>
-            </w:tr>
-            <w:tr>
-              <w:trPr>
-                <w:trHeight w:val="284"/>
-              </w:trPr>
-              <w:tc>
-                <w:tcPr>
-                  <w:tcW w:w="3278" w:type="dxa"/>
-                  <w:tcMar/>
-                </w:tcPr>
-                <w:p>
-                  <w:pPr>
-                    <w:spacing w:line="360" w:lineRule="auto"/>
-                    <w:ind w:right="34"/>
-                    <w:jc w:val="left"/>
-                    <w:rPr>
-                      <w:color w:val="000000"/>
-                    </w:rPr>
-                  </w:pPr>
-                  <w:r>
-                    <w:rPr>
-                      <w:color w:val="000000"/>
-                    </w:rPr>
-                    <w:t>SBLOS2.</w:t>
-                  </w:r>
-                  <w:r>
-                    <w:rPr>
-                      <w:color w:val="000000"/>
-                    </w:rPr>
-                    <w:t>NG_SB_CLOS_ENTRY_EXIT</w:t>
-                  </w:r>
-                  <w:r>
-                    <w:rPr>
-                      <w:color w:val="000000"/>
-                    </w:rPr>
-                    <w:t xml:space="preserve"> (j)</w:t>
-                  </w:r>
-                </w:p>
-              </w:tc>
-              <w:tc>
-                <w:tcPr>
-                  <w:tcW w:w="3370" w:type="dxa"/>
-                  <w:tcMar/>
-                </w:tcPr>
-                <w:p>
-                  <w:pPr>
-                    <w:spacing w:line="360" w:lineRule="auto"/>
-                    <w:ind w:right="175"/>
-                    <w:jc w:val="left"/>
-                  </w:pPr>
-                  <w:r>
-                    <w:rPr>
-                      <w:color w:val="000000"/>
-                    </w:rPr>
-                    <w:t xml:space="preserve">LEFT JOIN với điều kiện: </w:t>
-                  </w:r>
-                  <w:proofErr w:type="gramStart"/>
-                  <w:r>
-                    <w:rPr>
-                      <w:color w:val="000000"/>
-                    </w:rPr>
-                    <w:t>a.SEAB</w:t>
-                  </w:r>
-                  <w:proofErr w:type="gramEnd"/>
-                  <w:r>
-                    <w:rPr>
-                      <w:color w:val="000000"/>
-                    </w:rPr>
-                    <w:t xml:space="preserve">_LOS_ID = </w:t>
-                  </w:r>
-                  <w:proofErr w:type="gramStart"/>
-                  <w:r>
-                    <w:rPr>
-                      <w:color w:val="000000"/>
-                    </w:rPr>
-                    <w:t>j</w:t>
-                  </w:r>
-                  <w:r>
-                    <w:rPr>
-                      <w:color w:val="000000"/>
-                    </w:rPr>
-                    <w:t>.WINAME</w:t>
-                  </w:r>
-                  <w:proofErr w:type="gramEnd"/>
-                </w:p>
-              </w:tc>
-            </w:tr>
-            <w:tr>
-              <w:trPr>
-                <w:trHeight w:val="284"/>
-              </w:trPr>
-              <w:tc>
-                <w:tcPr>
-                  <w:tcW w:w="3278" w:type="dxa"/>
-                  <w:tcMar/>
-                </w:tcPr>
-                <w:p>
-                  <w:pPr>
-                    <w:spacing w:line="360" w:lineRule="auto"/>
-                    <w:ind w:right="34"/>
-                    <w:jc w:val="left"/>
-                    <w:rPr>
-                      <w:color w:val="000000"/>
-                    </w:rPr>
-                  </w:pPr>
-                  <w:r>
-                    <w:rPr>
-                      <w:color w:val="000000"/>
-                    </w:rPr>
-                    <w:t>SBLOS2.</w:t>
-                  </w:r>
-                  <w:r>
-                    <w:rPr>
-                      <w:color w:val="000000"/>
-                    </w:rPr>
-                    <w:t>NG_SB_CLOS_CUST_INFO</w:t>
-                  </w:r>
-                  <w:r>
-                    <w:rPr>
-                      <w:color w:val="000000"/>
-                    </w:rPr>
-                    <w:t xml:space="preserve"> (k)</w:t>
-                  </w:r>
-                </w:p>
-              </w:tc>
-              <w:tc>
-                <w:tcPr>
-                  <w:tcW w:w="3370" w:type="dxa"/>
-                  <w:tcMar/>
-                </w:tcPr>
-                <w:p>
-                  <w:pPr>
-                    <w:spacing w:line="360" w:lineRule="auto"/>
-                    <w:ind w:right="175"/>
-                    <w:jc w:val="left"/>
-                    <w:rPr>
-                      <w:rFonts w:eastAsia="Times New Roman"/>
-                      <w:color w:val="000000" w:themeColor="text1"/>
-                      <w:lang w:val="en-GB"/>
-                    </w:rPr>
-                  </w:pPr>
-                  <w:r>
-                    <w:rPr>
-                      <w:color w:val="000000"/>
-                    </w:rPr>
-                    <w:t xml:space="preserve">LEFT JOIN với điều kiện: </w:t>
-                  </w:r>
-                  <w:proofErr w:type="gramStart"/>
-                  <w:r>
-                    <w:rPr>
-                      <w:color w:val="000000"/>
-                    </w:rPr>
-                    <w:t>a.SEAB</w:t>
-                  </w:r>
-                  <w:proofErr w:type="gramEnd"/>
-                  <w:r>
-                    <w:rPr>
-                      <w:color w:val="000000"/>
-                    </w:rPr>
-                    <w:t xml:space="preserve">_LOS_ID = </w:t>
-                  </w:r>
-                  <w:proofErr w:type="gramStart"/>
-                  <w:r>
-                    <w:rPr>
-                      <w:color w:val="000000"/>
-                    </w:rPr>
                     <w:t>k.WI</w:t>
-                  </w:r>
-                  <w:proofErr w:type="gramEnd"/>
-                  <w:r>
-                    <w:rPr>
-                      <w:color w:val="000000"/>
-                    </w:rPr>
-                    <w:t>_NAME</w:t>
-                  </w:r>
-                </w:p>
-              </w:tc>
-            </w:tr>
-            <w:tr>
-              <w:trPr>
-                <w:trHeight w:val="284"/>
-              </w:trPr>
-              <w:tc>
-                <w:tcPr>
-                  <w:tcW w:w="3278" w:type="dxa"/>
-                  <w:tcMar/>
-                </w:tcPr>
-                <w:p>
-                  <w:pPr>
-                    <w:jc w:val="left"/>
-                    <w:rPr>
-                      <w:color w:val="000000"/>
-                    </w:rPr>
-                  </w:pPr>
-                  <w:r>
-                    <w:rPr>
-                      <w:color w:val="000000"/>
-                    </w:rPr>
-                    <w:t>SBLOS2.</w:t>
-                  </w:r>
-                  <w:r>
-                    <w:rPr>
-                      <w:color w:val="000000"/>
-                    </w:rPr>
-                    <w:t xml:space="preserve">NG_SB_CLOS_CUST_INFO </w:t>
-                  </w:r>
-                  <w:r>
-                    <w:rPr>
-                      <w:color w:val="000000"/>
-                    </w:rPr>
-                    <w:t>(l)</w:t>
-                  </w:r>
-                </w:p>
-              </w:tc>
-              <w:tc>
-                <w:tcPr>
-                  <w:tcW w:w="3370" w:type="dxa"/>
-                  <w:tcMar/>
-                </w:tcPr>
-                <w:p>
-                  <w:pPr>
-                    <w:spacing w:line="360" w:lineRule="auto"/>
-                    <w:ind w:right="175"/>
-                    <w:jc w:val="left"/>
-                    <w:rPr>
-                      <w:color w:val="000000"/>
-                    </w:rPr>
-                  </w:pPr>
-                  <w:r>
-                    <w:rPr>
-                      <w:color w:val="000000"/>
-                    </w:rPr>
-                    <w:t xml:space="preserve">LEFT JOIN với điều kiện: </w:t>
-                  </w:r>
-                  <w:proofErr w:type="gramStart"/>
-                  <w:r>
-                    <w:rPr>
-                      <w:color w:val="000000"/>
-                    </w:rPr>
-                    <w:t>a.SEAB</w:t>
-                  </w:r>
-                  <w:proofErr w:type="gramEnd"/>
-                  <w:r>
-                    <w:rPr>
-                      <w:color w:val="000000"/>
-                    </w:rPr>
-                    <w:t xml:space="preserve">_LOS_ID = </w:t>
-                  </w:r>
-                  <w:proofErr w:type="gramStart"/>
-                  <w:r>
-                    <w:rPr>
-                      <w:color w:val="000000"/>
-                    </w:rPr>
-                    <w:t>l</w:t>
-                  </w:r>
-                  <w:r>
-                    <w:rPr>
-                      <w:color w:val="000000"/>
-                    </w:rPr>
-                    <w:t>.WI</w:t>
                   </w:r>
                   <w:proofErr w:type="gramEnd"/>
                   <w:r>
@@ -7126,11 +7127,8 @@
           </w:tbl>
           <w:p>
             <w:pPr>
+              <w:pStyle w:val="Normal"/>
               <w:spacing w:line="360" w:lineRule="auto"/>
-              <w:rPr>
-                <w:rFonts w:ascii="Times New Roman" w:hAnsi="Times New Roman" w:eastAsia="Times New Roman" w:cs="Times New Roman"/>
-                <w:lang w:val="en-GB"/>
-              </w:rPr>
             </w:pPr>
           </w:p>
         </w:tc>
@@ -7285,6 +7283,7 @@
         <w:tc>
           <w:tcPr>
             <w:tcW w:w="838" w:type="dxa"/>
+            <w:tcMar/>
           </w:tcPr>
           <w:p>
             <w:pPr>
@@ -7309,6 +7308,7 @@
         <w:tc>
           <w:tcPr>
             <w:tcW w:w="1842" w:type="dxa"/>
+            <w:tcMar/>
           </w:tcPr>
           <w:p>
             <w:pPr>
@@ -7333,6 +7333,7 @@
         <w:tc>
           <w:tcPr>
             <w:tcW w:w="1985" w:type="dxa"/>
+            <w:tcMar/>
           </w:tcPr>
           <w:p>
             <w:pPr>
@@ -7357,6 +7358,7 @@
         <w:tc>
           <w:tcPr>
             <w:tcW w:w="4819" w:type="dxa"/>
+            <w:tcMar/>
           </w:tcPr>
           <w:p>
             <w:pPr>
@@ -7383,6 +7385,7 @@
         <w:tc>
           <w:tcPr>
             <w:tcW w:w="838" w:type="dxa"/>
+            <w:tcMar/>
           </w:tcPr>
           <w:p>
             <w:pPr>
@@ -7399,6 +7402,7 @@
         <w:tc>
           <w:tcPr>
             <w:tcW w:w="1842" w:type="dxa"/>
+            <w:tcMar/>
           </w:tcPr>
           <w:p>
             <w:pPr>
@@ -7420,6 +7424,7 @@
         <w:tc>
           <w:tcPr>
             <w:tcW w:w="1985" w:type="dxa"/>
+            <w:tcMar/>
           </w:tcPr>
           <w:p>
             <w:pPr>
@@ -7437,6 +7442,7 @@
         <w:tc>
           <w:tcPr>
             <w:tcW w:w="4819" w:type="dxa"/>
+            <w:tcMar/>
           </w:tcPr>
           <w:p>
             <w:pPr>
@@ -7456,6 +7462,7 @@
         <w:tc>
           <w:tcPr>
             <w:tcW w:w="838" w:type="dxa"/>
+            <w:tcMar/>
           </w:tcPr>
           <w:p>
             <w:pPr>
@@ -7475,6 +7482,7 @@
         <w:tc>
           <w:tcPr>
             <w:tcW w:w="1842" w:type="dxa"/>
+            <w:tcMar/>
           </w:tcPr>
           <w:p>
             <w:pPr>
@@ -7496,6 +7504,7 @@
         <w:tc>
           <w:tcPr>
             <w:tcW w:w="1985" w:type="dxa"/>
+            <w:tcMar/>
           </w:tcPr>
           <w:p>
             <w:pPr>
@@ -7516,6 +7525,7 @@
         <w:tc>
           <w:tcPr>
             <w:tcW w:w="4819" w:type="dxa"/>
+            <w:tcMar/>
           </w:tcPr>
           <w:p>
             <w:pPr>
@@ -7538,6 +7548,7 @@
         <w:tc>
           <w:tcPr>
             <w:tcW w:w="838" w:type="dxa"/>
+            <w:tcMar/>
           </w:tcPr>
           <w:p>
             <w:pPr>
@@ -7557,6 +7568,7 @@
         <w:tc>
           <w:tcPr>
             <w:tcW w:w="1842" w:type="dxa"/>
+            <w:tcMar/>
           </w:tcPr>
           <w:p>
             <w:pPr>
@@ -7578,6 +7590,7 @@
         <w:tc>
           <w:tcPr>
             <w:tcW w:w="1985" w:type="dxa"/>
+            <w:tcMar/>
           </w:tcPr>
           <w:p>
             <w:pPr>
@@ -7598,6 +7611,7 @@
         <w:tc>
           <w:tcPr>
             <w:tcW w:w="4819" w:type="dxa"/>
+            <w:tcMar/>
           </w:tcPr>
           <w:p>
             <w:pPr>
@@ -7609,9 +7623,9 @@
             </w:pPr>
             <w:r>
               <w:rPr>
-                <w:color w:val="000000"/>
-              </w:rPr>
-              <w:t>STG_DIM_CUSTOMER_VW&gt; SHORT_NAME</w:t>
+                <w:color w:val="000000" w:themeColor="text1" w:themeTint="FF" w:themeShade="FF"/>
+              </w:rPr>
+              <w:t>STG_DIM_CUSTOMER&gt; SHORT_NAME</w:t>
             </w:r>
           </w:p>
         </w:tc>
@@ -7620,6 +7634,7 @@
         <w:tc>
           <w:tcPr>
             <w:tcW w:w="838" w:type="dxa"/>
+            <w:tcMar/>
           </w:tcPr>
           <w:p>
             <w:pPr>
@@ -7639,6 +7654,7 @@
         <w:tc>
           <w:tcPr>
             <w:tcW w:w="1842" w:type="dxa"/>
+            <w:tcMar/>
           </w:tcPr>
           <w:p>
             <w:pPr>
@@ -7660,6 +7676,7 @@
         <w:tc>
           <w:tcPr>
             <w:tcW w:w="1985" w:type="dxa"/>
+            <w:tcMar/>
           </w:tcPr>
           <w:p>
             <w:pPr>
@@ -7680,6 +7697,7 @@
         <w:tc>
           <w:tcPr>
             <w:tcW w:w="4819" w:type="dxa"/>
+            <w:tcMar/>
           </w:tcPr>
           <w:p>
             <w:pPr>
@@ -7702,6 +7720,7 @@
         <w:tc>
           <w:tcPr>
             <w:tcW w:w="838" w:type="dxa"/>
+            <w:tcMar/>
           </w:tcPr>
           <w:p>
             <w:pPr>
@@ -7721,6 +7740,7 @@
         <w:tc>
           <w:tcPr>
             <w:tcW w:w="1842" w:type="dxa"/>
+            <w:tcMar/>
           </w:tcPr>
           <w:p>
             <w:pPr>
@@ -7742,6 +7762,7 @@
         <w:tc>
           <w:tcPr>
             <w:tcW w:w="1985" w:type="dxa"/>
+            <w:tcMar/>
           </w:tcPr>
           <w:p>
             <w:pPr>
@@ -7762,6 +7783,7 @@
         <w:tc>
           <w:tcPr>
             <w:tcW w:w="4819" w:type="dxa"/>
+            <w:tcMar/>
           </w:tcPr>
           <w:p>
             <w:pPr>
@@ -7784,6 +7806,7 @@
         <w:tc>
           <w:tcPr>
             <w:tcW w:w="838" w:type="dxa"/>
+            <w:tcMar/>
           </w:tcPr>
           <w:p>
             <w:pPr>
@@ -7804,6 +7827,7 @@
         <w:tc>
           <w:tcPr>
             <w:tcW w:w="1842" w:type="dxa"/>
+            <w:tcMar/>
           </w:tcPr>
           <w:p>
             <w:pPr>
@@ -7825,6 +7849,7 @@
         <w:tc>
           <w:tcPr>
             <w:tcW w:w="1985" w:type="dxa"/>
+            <w:tcMar/>
           </w:tcPr>
           <w:p>
             <w:pPr>
@@ -7845,6 +7870,7 @@
         <w:tc>
           <w:tcPr>
             <w:tcW w:w="4819" w:type="dxa"/>
+            <w:tcMar/>
           </w:tcPr>
           <w:p>
             <w:pPr>
@@ -7867,6 +7893,7 @@
         <w:tc>
           <w:tcPr>
             <w:tcW w:w="838" w:type="dxa"/>
+            <w:tcMar/>
           </w:tcPr>
           <w:p>
             <w:pPr>
@@ -7887,6 +7914,7 @@
         <w:tc>
           <w:tcPr>
             <w:tcW w:w="1842" w:type="dxa"/>
+            <w:tcMar/>
           </w:tcPr>
           <w:p>
             <w:pPr>
@@ -7908,6 +7936,7 @@
         <w:tc>
           <w:tcPr>
             <w:tcW w:w="1985" w:type="dxa"/>
+            <w:tcMar/>
           </w:tcPr>
           <w:p>
             <w:pPr>
@@ -7928,6 +7957,7 @@
         <w:tc>
           <w:tcPr>
             <w:tcW w:w="4819" w:type="dxa"/>
+            <w:tcMar/>
           </w:tcPr>
           <w:p>
             <w:pPr>
@@ -7956,6 +7986,7 @@
         <w:tc>
           <w:tcPr>
             <w:tcW w:w="838" w:type="dxa"/>
+            <w:tcMar/>
           </w:tcPr>
           <w:p>
             <w:pPr>
@@ -7976,6 +8007,7 @@
         <w:tc>
           <w:tcPr>
             <w:tcW w:w="1842" w:type="dxa"/>
+            <w:tcMar/>
           </w:tcPr>
           <w:p>
             <w:pPr>
@@ -7997,6 +8029,7 @@
         <w:tc>
           <w:tcPr>
             <w:tcW w:w="1985" w:type="dxa"/>
+            <w:tcMar/>
           </w:tcPr>
           <w:p>
             <w:pPr>
@@ -8017,6 +8050,7 @@
         <w:tc>
           <w:tcPr>
             <w:tcW w:w="4819" w:type="dxa"/>
+            <w:tcMar/>
           </w:tcPr>
           <w:p>
             <w:pPr>
@@ -8039,6 +8073,7 @@
         <w:tc>
           <w:tcPr>
             <w:tcW w:w="838" w:type="dxa"/>
+            <w:tcMar/>
           </w:tcPr>
           <w:p>
             <w:pPr>
@@ -8059,6 +8094,7 @@
         <w:tc>
           <w:tcPr>
             <w:tcW w:w="1842" w:type="dxa"/>
+            <w:tcMar/>
           </w:tcPr>
           <w:p>
             <w:pPr>
@@ -8080,6 +8116,7 @@
         <w:tc>
           <w:tcPr>
             <w:tcW w:w="1985" w:type="dxa"/>
+            <w:tcMar/>
           </w:tcPr>
           <w:p>
             <w:pPr>
@@ -8100,6 +8137,7 @@
         <w:tc>
           <w:tcPr>
             <w:tcW w:w="4819" w:type="dxa"/>
+            <w:tcMar/>
           </w:tcPr>
           <w:p>
             <w:pPr>
@@ -8122,6 +8160,7 @@
         <w:tc>
           <w:tcPr>
             <w:tcW w:w="838" w:type="dxa"/>
+            <w:tcMar/>
           </w:tcPr>
           <w:p>
             <w:pPr>
@@ -8142,6 +8181,7 @@
         <w:tc>
           <w:tcPr>
             <w:tcW w:w="1842" w:type="dxa"/>
+            <w:tcMar/>
           </w:tcPr>
           <w:p>
             <w:pPr>
@@ -8163,6 +8203,7 @@
         <w:tc>
           <w:tcPr>
             <w:tcW w:w="1985" w:type="dxa"/>
+            <w:tcMar/>
           </w:tcPr>
           <w:p>
             <w:pPr>
@@ -8183,6 +8224,7 @@
         <w:tc>
           <w:tcPr>
             <w:tcW w:w="4819" w:type="dxa"/>
+            <w:tcMar/>
           </w:tcPr>
           <w:p>
             <w:pPr>
@@ -8205,6 +8247,7 @@
         <w:tc>
           <w:tcPr>
             <w:tcW w:w="838" w:type="dxa"/>
+            <w:tcMar/>
           </w:tcPr>
           <w:p>
             <w:pPr>
@@ -8225,6 +8268,7 @@
         <w:tc>
           <w:tcPr>
             <w:tcW w:w="1842" w:type="dxa"/>
+            <w:tcMar/>
           </w:tcPr>
           <w:p>
             <w:pPr>
@@ -8246,6 +8290,7 @@
         <w:tc>
           <w:tcPr>
             <w:tcW w:w="1985" w:type="dxa"/>
+            <w:tcMar/>
           </w:tcPr>
           <w:p>
             <w:pPr>
@@ -8266,6 +8311,7 @@
         <w:tc>
           <w:tcPr>
             <w:tcW w:w="4819" w:type="dxa"/>
+            <w:tcMar/>
           </w:tcPr>
           <w:p>
             <w:pPr>
@@ -8288,6 +8334,7 @@
         <w:tc>
           <w:tcPr>
             <w:tcW w:w="838" w:type="dxa"/>
+            <w:tcMar/>
           </w:tcPr>
           <w:p>
             <w:pPr>
@@ -8308,6 +8355,7 @@
         <w:tc>
           <w:tcPr>
             <w:tcW w:w="1842" w:type="dxa"/>
+            <w:tcMar/>
           </w:tcPr>
           <w:p>
             <w:pPr>
@@ -8329,6 +8377,7 @@
         <w:tc>
           <w:tcPr>
             <w:tcW w:w="1985" w:type="dxa"/>
+            <w:tcMar/>
           </w:tcPr>
           <w:p>
             <w:pPr>
@@ -8349,6 +8398,7 @@
         <w:tc>
           <w:tcPr>
             <w:tcW w:w="4819" w:type="dxa"/>
+            <w:tcMar/>
           </w:tcPr>
           <w:p>
             <w:pPr>
@@ -8389,6 +8439,7 @@
         <w:tc>
           <w:tcPr>
             <w:tcW w:w="838" w:type="dxa"/>
+            <w:tcMar/>
           </w:tcPr>
           <w:p>
             <w:pPr>
@@ -8409,6 +8460,7 @@
         <w:tc>
           <w:tcPr>
             <w:tcW w:w="1842" w:type="dxa"/>
+            <w:tcMar/>
           </w:tcPr>
           <w:p>
             <w:pPr>
@@ -8431,6 +8483,7 @@
         <w:tc>
           <w:tcPr>
             <w:tcW w:w="1985" w:type="dxa"/>
+            <w:tcMar/>
           </w:tcPr>
           <w:p>
             <w:pPr>
@@ -8451,6 +8504,7 @@
         <w:tc>
           <w:tcPr>
             <w:tcW w:w="4819" w:type="dxa"/>
+            <w:tcMar/>
           </w:tcPr>
           <w:p>
             <w:pPr>
@@ -8516,6 +8570,7 @@
         <w:tc>
           <w:tcPr>
             <w:tcW w:w="838" w:type="dxa"/>
+            <w:tcMar/>
           </w:tcPr>
           <w:p>
             <w:pPr>
@@ -8536,6 +8591,7 @@
         <w:tc>
           <w:tcPr>
             <w:tcW w:w="1842" w:type="dxa"/>
+            <w:tcMar/>
           </w:tcPr>
           <w:p>
             <w:pPr>
@@ -8557,6 +8613,7 @@
         <w:tc>
           <w:tcPr>
             <w:tcW w:w="1985" w:type="dxa"/>
+            <w:tcMar/>
           </w:tcPr>
           <w:p>
             <w:pPr>
@@ -8577,6 +8634,7 @@
         <w:tc>
           <w:tcPr>
             <w:tcW w:w="4819" w:type="dxa"/>
+            <w:tcMar/>
           </w:tcPr>
           <w:p>
             <w:pPr>
@@ -8599,6 +8657,7 @@
         <w:tc>
           <w:tcPr>
             <w:tcW w:w="838" w:type="dxa"/>
+            <w:tcMar/>
           </w:tcPr>
           <w:p>
             <w:pPr>
@@ -8619,6 +8678,7 @@
         <w:tc>
           <w:tcPr>
             <w:tcW w:w="1842" w:type="dxa"/>
+            <w:tcMar/>
           </w:tcPr>
           <w:p>
             <w:pPr>
@@ -8641,6 +8701,7 @@
         <w:tc>
           <w:tcPr>
             <w:tcW w:w="1985" w:type="dxa"/>
+            <w:tcMar/>
           </w:tcPr>
           <w:p>
             <w:pPr>
@@ -8661,6 +8722,7 @@
         <w:tc>
           <w:tcPr>
             <w:tcW w:w="4819" w:type="dxa"/>
+            <w:tcMar/>
           </w:tcPr>
           <w:p>
             <w:pPr>
@@ -8810,6 +8872,7 @@
         <w:tc>
           <w:tcPr>
             <w:tcW w:w="838" w:type="dxa"/>
+            <w:tcMar/>
           </w:tcPr>
           <w:p>
             <w:pPr>
@@ -8830,6 +8893,7 @@
         <w:tc>
           <w:tcPr>
             <w:tcW w:w="1842" w:type="dxa"/>
+            <w:tcMar/>
           </w:tcPr>
           <w:p>
             <w:pPr>
@@ -8852,6 +8916,7 @@
         <w:tc>
           <w:tcPr>
             <w:tcW w:w="1985" w:type="dxa"/>
+            <w:tcMar/>
           </w:tcPr>
           <w:p>
             <w:pPr>
@@ -8872,6 +8937,7 @@
         <w:tc>
           <w:tcPr>
             <w:tcW w:w="4819" w:type="dxa"/>
+            <w:tcMar/>
           </w:tcPr>
           <w:p>
             <w:pPr>
@@ -8894,6 +8960,7 @@
         <w:tc>
           <w:tcPr>
             <w:tcW w:w="838" w:type="dxa"/>
+            <w:tcMar/>
           </w:tcPr>
           <w:p>
             <w:pPr>
@@ -8914,6 +8981,7 @@
         <w:tc>
           <w:tcPr>
             <w:tcW w:w="1842" w:type="dxa"/>
+            <w:tcMar/>
           </w:tcPr>
           <w:p>
             <w:pPr>
@@ -8936,6 +9004,7 @@
         <w:tc>
           <w:tcPr>
             <w:tcW w:w="1985" w:type="dxa"/>
+            <w:tcMar/>
           </w:tcPr>
           <w:p>
             <w:pPr>
@@ -8956,6 +9025,7 @@
         <w:tc>
           <w:tcPr>
             <w:tcW w:w="4819" w:type="dxa"/>
+            <w:tcMar/>
           </w:tcPr>
           <w:p>
             <w:pPr>
@@ -8978,6 +9048,7 @@
         <w:tc>
           <w:tcPr>
             <w:tcW w:w="838" w:type="dxa"/>
+            <w:tcMar/>
           </w:tcPr>
           <w:p>
             <w:pPr>
@@ -8998,6 +9069,7 @@
         <w:tc>
           <w:tcPr>
             <w:tcW w:w="1842" w:type="dxa"/>
+            <w:tcMar/>
           </w:tcPr>
           <w:p>
             <w:pPr>
@@ -9020,6 +9092,7 @@
         <w:tc>
           <w:tcPr>
             <w:tcW w:w="1985" w:type="dxa"/>
+            <w:tcMar/>
           </w:tcPr>
           <w:p>
             <w:pPr>
@@ -9040,6 +9113,7 @@
         <w:tc>
           <w:tcPr>
             <w:tcW w:w="4819" w:type="dxa"/>
+            <w:tcMar/>
           </w:tcPr>
           <w:p>
             <w:pPr>
@@ -9062,6 +9136,7 @@
         <w:tc>
           <w:tcPr>
             <w:tcW w:w="838" w:type="dxa"/>
+            <w:tcMar/>
           </w:tcPr>
           <w:p>
             <w:pPr>
@@ -9082,6 +9157,7 @@
         <w:tc>
           <w:tcPr>
             <w:tcW w:w="1842" w:type="dxa"/>
+            <w:tcMar/>
           </w:tcPr>
           <w:p>
             <w:pPr>
@@ -9104,6 +9180,7 @@
         <w:tc>
           <w:tcPr>
             <w:tcW w:w="1985" w:type="dxa"/>
+            <w:tcMar/>
           </w:tcPr>
           <w:p>
             <w:pPr>
@@ -9124,6 +9201,7 @@
         <w:tc>
           <w:tcPr>
             <w:tcW w:w="4819" w:type="dxa"/>
+            <w:tcMar/>
           </w:tcPr>
           <w:p>
             <w:pPr>
@@ -9146,6 +9224,7 @@
         <w:tc>
           <w:tcPr>
             <w:tcW w:w="838" w:type="dxa"/>
+            <w:tcMar/>
           </w:tcPr>
           <w:p>
             <w:pPr>
@@ -9166,6 +9245,7 @@
         <w:tc>
           <w:tcPr>
             <w:tcW w:w="1842" w:type="dxa"/>
+            <w:tcMar/>
           </w:tcPr>
           <w:p>
             <w:pPr>
@@ -9188,6 +9268,7 @@
         <w:tc>
           <w:tcPr>
             <w:tcW w:w="1985" w:type="dxa"/>
+            <w:tcMar/>
           </w:tcPr>
           <w:p>
             <w:pPr>
@@ -9208,6 +9289,7 @@
         <w:tc>
           <w:tcPr>
             <w:tcW w:w="4819" w:type="dxa"/>
+            <w:tcMar/>
           </w:tcPr>
           <w:p>
             <w:pPr>
@@ -9230,6 +9312,7 @@
         <w:tc>
           <w:tcPr>
             <w:tcW w:w="838" w:type="dxa"/>
+            <w:tcMar/>
           </w:tcPr>
           <w:p>
             <w:pPr>
@@ -9250,6 +9333,7 @@
         <w:tc>
           <w:tcPr>
             <w:tcW w:w="1842" w:type="dxa"/>
+            <w:tcMar/>
           </w:tcPr>
           <w:p>
             <w:pPr>
@@ -9272,6 +9356,7 @@
         <w:tc>
           <w:tcPr>
             <w:tcW w:w="1985" w:type="dxa"/>
+            <w:tcMar/>
           </w:tcPr>
           <w:p>
             <w:pPr>
@@ -9292,6 +9377,7 @@
         <w:tc>
           <w:tcPr>
             <w:tcW w:w="4819" w:type="dxa"/>
+            <w:tcMar/>
           </w:tcPr>
           <w:p>
             <w:pPr>
@@ -9460,6 +9546,7 @@
         <w:tc>
           <w:tcPr>
             <w:tcW w:w="838" w:type="dxa"/>
+            <w:tcMar/>
           </w:tcPr>
           <w:p>
             <w:pPr>
@@ -9480,6 +9567,7 @@
         <w:tc>
           <w:tcPr>
             <w:tcW w:w="1842" w:type="dxa"/>
+            <w:tcMar/>
           </w:tcPr>
           <w:p>
             <w:pPr>
@@ -9502,6 +9590,7 @@
         <w:tc>
           <w:tcPr>
             <w:tcW w:w="1985" w:type="dxa"/>
+            <w:tcMar/>
           </w:tcPr>
           <w:p>
             <w:pPr>
@@ -9523,6 +9612,7 @@
         <w:tc>
           <w:tcPr>
             <w:tcW w:w="4819" w:type="dxa"/>
+            <w:tcMar/>
           </w:tcPr>
           <w:p>
             <w:pPr>
@@ -9595,6 +9685,7 @@
         <w:tc>
           <w:tcPr>
             <w:tcW w:w="838" w:type="dxa"/>
+            <w:tcMar/>
           </w:tcPr>
           <w:p>
             <w:pPr>
@@ -9615,6 +9706,7 @@
         <w:tc>
           <w:tcPr>
             <w:tcW w:w="1842" w:type="dxa"/>
+            <w:tcMar/>
           </w:tcPr>
           <w:p>
             <w:pPr>
@@ -9637,6 +9729,7 @@
         <w:tc>
           <w:tcPr>
             <w:tcW w:w="1985" w:type="dxa"/>
+            <w:tcMar/>
           </w:tcPr>
           <w:p>
             <w:pPr>
@@ -9658,6 +9751,7 @@
         <w:tc>
           <w:tcPr>
             <w:tcW w:w="4819" w:type="dxa"/>
+            <w:tcMar/>
           </w:tcPr>
           <w:p>
             <w:pPr>

--- a/input/srs_report/BC11_PDTD_DTM_SRS_v1.0.docx
+++ b/input/srs_report/BC11_PDTD_DTM_SRS_v1.0.docx
@@ -6504,67 +6504,123 @@
                   </w:pPr>
                   <w:r>
                     <w:rPr>
-                      <w:color w:val="000000"/>
+                      <w:color w:val="000000" w:themeColor="text1" w:themeTint="FF" w:themeShade="FF"/>
                     </w:rPr>
                     <w:t xml:space="preserve">LEFT JOIN </w:t>
                   </w:r>
                   <w:r>
                     <w:rPr>
-                      <w:color w:val="000000"/>
-                    </w:rPr>
-                    <w:t>với điều kiện:</w:t>
-                  </w:r>
-                  <w:r>
-                    <w:rPr>
-                      <w:color w:val="000000"/>
+                      <w:color w:val="000000" w:themeColor="text1" w:themeTint="FF" w:themeShade="FF"/>
+                    </w:rPr>
+                    <w:t>với</w:t>
+                  </w:r>
+                  <w:r>
+                    <w:rPr>
+                      <w:color w:val="000000" w:themeColor="text1" w:themeTint="FF" w:themeShade="FF"/>
                     </w:rPr>
                     <w:t xml:space="preserve"> </w:t>
                   </w:r>
-                  <w:proofErr w:type="gramStart"/>
-                  <w:r>
-                    <w:rPr>
-                      <w:color w:val="000000"/>
+                  <w:r>
+                    <w:rPr>
+                      <w:color w:val="000000" w:themeColor="text1" w:themeTint="FF" w:themeShade="FF"/>
+                    </w:rPr>
+                    <w:t>điều</w:t>
+                  </w:r>
+                  <w:r>
+                    <w:rPr>
+                      <w:color w:val="000000" w:themeColor="text1" w:themeTint="FF" w:themeShade="FF"/>
+                    </w:rPr>
+                    <w:t xml:space="preserve"> </w:t>
+                  </w:r>
+                  <w:r>
+                    <w:rPr>
+                      <w:color w:val="000000" w:themeColor="text1" w:themeTint="FF" w:themeShade="FF"/>
+                    </w:rPr>
+                    <w:t>kiện</w:t>
+                  </w:r>
+                  <w:r>
+                    <w:rPr>
+                      <w:color w:val="000000" w:themeColor="text1" w:themeTint="FF" w:themeShade="FF"/>
+                    </w:rPr>
+                    <w:t>:</w:t>
+                  </w:r>
+                  <w:r>
+                    <w:rPr>
+                      <w:color w:val="000000" w:themeColor="text1" w:themeTint="FF" w:themeShade="FF"/>
+                    </w:rPr>
+                    <w:t xml:space="preserve"> </w:t>
+                  </w:r>
+                  <w:r>
+                    <w:rPr>
+                      <w:color w:val="000000" w:themeColor="text1" w:themeTint="FF" w:themeShade="FF"/>
                     </w:rPr>
                     <w:t>a.</w:t>
                   </w:r>
                   <w:r>
                     <w:rPr>
-                      <w:color w:val="000000"/>
+                      <w:color w:val="000000" w:themeColor="text1" w:themeTint="FF" w:themeShade="FF"/>
                     </w:rPr>
                     <w:t>SEAB</w:t>
                   </w:r>
-                  <w:proofErr w:type="gramEnd"/>
-                  <w:r>
-                    <w:rPr>
-                      <w:color w:val="000000"/>
-                    </w:rPr>
-                    <w:t xml:space="preserve">_PRODUCTS_SK </w:t>
-                  </w:r>
-                  <w:r>
-                    <w:rPr>
-                      <w:color w:val="000000"/>
-                    </w:rPr>
-                    <w:t xml:space="preserve">= </w:t>
-                  </w:r>
-                  <w:proofErr w:type="gramStart"/>
-                  <w:r>
-                    <w:rPr>
-                      <w:color w:val="000000"/>
+                  <w:r>
+                    <w:rPr>
+                      <w:color w:val="000000" w:themeColor="text1" w:themeTint="FF" w:themeShade="FF"/>
+                    </w:rPr>
+                    <w:t>_PRODUCTS_</w:t>
+                  </w:r>
+                  <w:r>
+                    <w:rPr>
+                      <w:color w:val="000000" w:themeColor="text1" w:themeTint="FF" w:themeShade="FF"/>
+                    </w:rPr>
+                    <w:t>DE_</w:t>
+                  </w:r>
+                  <w:r>
+                    <w:rPr>
+                      <w:color w:val="000000" w:themeColor="text1" w:themeTint="FF" w:themeShade="FF"/>
+                    </w:rPr>
+                    <w:t>SK</w:t>
+                  </w:r>
+                  <w:r>
+                    <w:rPr>
+                      <w:color w:val="000000" w:themeColor="text1" w:themeTint="FF" w:themeShade="FF"/>
+                    </w:rPr>
+                    <w:t xml:space="preserve"> </w:t>
+                  </w:r>
+                  <w:r>
+                    <w:rPr>
+                      <w:color w:val="000000" w:themeColor="text1" w:themeTint="FF" w:themeShade="FF"/>
+                    </w:rPr>
+                    <w:t>=</w:t>
+                  </w:r>
+                  <w:r>
+                    <w:rPr>
+                      <w:color w:val="000000" w:themeColor="text1" w:themeTint="FF" w:themeShade="FF"/>
+                    </w:rPr>
+                    <w:t xml:space="preserve"> </w:t>
+                  </w:r>
+                  <w:r>
+                    <w:rPr>
+                      <w:color w:val="000000" w:themeColor="text1" w:themeTint="FF" w:themeShade="FF"/>
                     </w:rPr>
                     <w:t>f.</w:t>
                   </w:r>
                   <w:r>
                     <w:rPr>
-                      <w:color w:val="000000"/>
+                      <w:color w:val="000000" w:themeColor="text1" w:themeTint="FF" w:themeShade="FF"/>
                     </w:rPr>
                     <w:t>DIMENSION</w:t>
                   </w:r>
-                  <w:proofErr w:type="gramEnd"/>
-                  <w:r>
-                    <w:rPr>
-                      <w:color w:val="000000"/>
-                    </w:rPr>
-                    <w:t>_KEY</w:t>
+                  <w:r>
+                    <w:rPr>
+                      <w:color w:val="000000" w:themeColor="text1" w:themeTint="FF" w:themeShade="FF"/>
+                    </w:rPr>
+                    <w:t>_KE</w:t>
+                  </w:r>
+                  <w:r>
+                    <w:rPr>
+                      <w:color w:val="000000" w:themeColor="text1" w:themeTint="FF" w:themeShade="FF"/>
+                    </w:rPr>
+                    <w:t>Y</w:t>
                   </w:r>
                 </w:p>
               </w:tc>

--- a/input/srs_report/BC11_PDTD_DTM_SRS_v1.0.docx
+++ b/input/srs_report/BC11_PDTD_DTM_SRS_v1.0.docx
@@ -5885,64 +5885,100 @@
                   </w:pPr>
                   <w:r>
                     <w:rPr>
-                      <w:color w:val="000000"/>
+                      <w:color w:val="000000" w:themeColor="text1" w:themeTint="FF" w:themeShade="FF"/>
                     </w:rPr>
                     <w:t xml:space="preserve">LEFT </w:t>
                   </w:r>
-                  <w:proofErr w:type="gramStart"/>
-                  <w:r>
-                    <w:rPr>
-                      <w:color w:val="000000"/>
-                    </w:rPr>
-                    <w:t>JOIN  với</w:t>
-                  </w:r>
-                  <w:proofErr w:type="gramEnd"/>
-                  <w:r>
-                    <w:rPr>
-                      <w:color w:val="000000"/>
-                    </w:rPr>
-                    <w:t xml:space="preserve"> điều kiện: </w:t>
-                  </w:r>
-                  <w:proofErr w:type="gramStart"/>
-                  <w:r>
-                    <w:rPr>
-                      <w:color w:val="000000"/>
+                  <w:r>
+                    <w:rPr>
+                      <w:color w:val="000000" w:themeColor="text1" w:themeTint="FF" w:themeShade="FF"/>
+                    </w:rPr>
+                    <w:t xml:space="preserve">JOIN  </w:t>
+                  </w:r>
+                  <w:r>
+                    <w:rPr>
+                      <w:color w:val="000000" w:themeColor="text1" w:themeTint="FF" w:themeShade="FF"/>
+                    </w:rPr>
+                    <w:t>với</w:t>
+                  </w:r>
+                  <w:r>
+                    <w:rPr>
+                      <w:color w:val="000000" w:themeColor="text1" w:themeTint="FF" w:themeShade="FF"/>
+                    </w:rPr>
+                    <w:t xml:space="preserve"> </w:t>
+                  </w:r>
+                  <w:r>
+                    <w:rPr>
+                      <w:color w:val="000000" w:themeColor="text1" w:themeTint="FF" w:themeShade="FF"/>
+                    </w:rPr>
+                    <w:t>điều</w:t>
+                  </w:r>
+                  <w:r>
+                    <w:rPr>
+                      <w:color w:val="000000" w:themeColor="text1" w:themeTint="FF" w:themeShade="FF"/>
+                    </w:rPr>
+                    <w:t xml:space="preserve"> </w:t>
+                  </w:r>
+                  <w:r>
+                    <w:rPr>
+                      <w:color w:val="000000" w:themeColor="text1" w:themeTint="FF" w:themeShade="FF"/>
+                    </w:rPr>
+                    <w:t>kiện</w:t>
+                  </w:r>
+                  <w:r>
+                    <w:rPr>
+                      <w:color w:val="000000" w:themeColor="text1" w:themeTint="FF" w:themeShade="FF"/>
+                    </w:rPr>
+                    <w:t xml:space="preserve">: </w:t>
+                  </w:r>
+                  <w:r>
+                    <w:rPr>
+                      <w:color w:val="000000" w:themeColor="text1" w:themeTint="FF" w:themeShade="FF"/>
                     </w:rPr>
                     <w:t>a.</w:t>
                   </w:r>
                   <w:r>
                     <w:rPr>
-                      <w:color w:val="000000"/>
+                      <w:color w:val="000000" w:themeColor="text1" w:themeTint="FF" w:themeShade="FF"/>
                     </w:rPr>
                     <w:t>PD</w:t>
                   </w:r>
-                  <w:proofErr w:type="gramEnd"/>
-                  <w:r>
-                    <w:rPr>
-                      <w:color w:val="000000"/>
-                    </w:rPr>
-                    <w:t xml:space="preserve">_CONTRACT </w:t>
-                  </w:r>
-                  <w:r>
-                    <w:rPr>
-                      <w:color w:val="000000"/>
+                  <w:r>
+                    <w:rPr>
+                      <w:color w:val="000000" w:themeColor="text1" w:themeTint="FF" w:themeShade="FF"/>
+                    </w:rPr>
+                    <w:t>_CONTRACT</w:t>
+                  </w:r>
+                  <w:r>
+                    <w:rPr>
+                      <w:color w:val="000000" w:themeColor="text1" w:themeTint="FF" w:themeShade="FF"/>
+                    </w:rPr>
+                    <w:t xml:space="preserve"> </w:t>
+                  </w:r>
+                  <w:r>
+                    <w:rPr>
+                      <w:color w:val="000000" w:themeColor="text1" w:themeTint="FF" w:themeShade="FF"/>
                     </w:rPr>
                     <w:t xml:space="preserve">= </w:t>
                   </w:r>
-                  <w:proofErr w:type="gramStart"/>
-                  <w:r>
-                    <w:rPr>
-                      <w:color w:val="000000"/>
+                  <w:r>
+                    <w:rPr>
+                      <w:color w:val="000000" w:themeColor="text1" w:themeTint="FF" w:themeShade="FF"/>
                     </w:rPr>
                     <w:t>b.</w:t>
                   </w:r>
                   <w:r>
                     <w:rPr>
-                      <w:color w:val="000000"/>
+                      <w:color w:val="000000" w:themeColor="text1" w:themeTint="FF" w:themeShade="FF"/>
                     </w:rPr>
                     <w:t>CONTRACT</w:t>
                   </w:r>
-                  <w:proofErr w:type="gramEnd"/>
+                  <w:r>
+                    <w:rPr>
+                      <w:color w:val="000000" w:themeColor="text1" w:themeTint="FF" w:themeShade="FF"/>
+                    </w:rPr>
+                    <w:t xml:space="preserve"> and a.DAYID = b.DAYID</w:t>
+                  </w:r>
                 </w:p>
               </w:tc>
             </w:tr>
@@ -9680,59 +9716,240 @@
             </w:pPr>
             <w:r>
               <w:rPr>
-                <w:color w:val="000000"/>
+                <w:color w:val="000000" w:themeColor="text1" w:themeTint="FF" w:themeShade="FF"/>
               </w:rPr>
               <w:t xml:space="preserve">NG_SB_CLOS_EXTTABLE </w:t>
             </w:r>
             <w:r>
               <w:rPr>
-                <w:color w:val="000000"/>
+                <w:color w:val="000000" w:themeColor="text1" w:themeTint="FF" w:themeShade="FF"/>
               </w:rPr>
               <w:t>h</w:t>
             </w:r>
             <w:r>
               <w:rPr>
-                <w:color w:val="000000"/>
+                <w:color w:val="000000" w:themeColor="text1" w:themeTint="FF" w:themeShade="FF"/>
               </w:rPr>
               <w:t>&gt;</w:t>
             </w:r>
             <w:r>
-              <w:rPr>
-                <w:color w:val="000000"/>
-              </w:rPr>
               <w:br/>
             </w:r>
-            <w:r>
-              <w:rPr>
-                <w:color w:val="000000"/>
+            <w:commentRangeStart w:id="1701897016"/>
+            <w:commentRangeStart w:id="1864063835"/>
+            <w:r>
+              <w:rPr>
+                <w:color w:val="000000" w:themeColor="text1" w:themeTint="FF" w:themeShade="FF"/>
               </w:rPr>
               <w:t xml:space="preserve">lấy </w:t>
             </w:r>
             <w:r>
               <w:rPr>
-                <w:color w:val="000000"/>
-              </w:rPr>
-              <w:t xml:space="preserve">giá trị </w:t>
-            </w:r>
-            <w:r>
-              <w:rPr>
-                <w:color w:val="000000"/>
+                <w:color w:val="000000" w:themeColor="text1" w:themeTint="FF" w:themeShade="FF"/>
+              </w:rPr>
+              <w:t>giá</w:t>
+            </w:r>
+            <w:r>
+              <w:rPr>
+                <w:color w:val="000000" w:themeColor="text1" w:themeTint="FF" w:themeShade="FF"/>
+              </w:rPr>
+              <w:t xml:space="preserve"> </w:t>
+            </w:r>
+            <w:r>
+              <w:rPr>
+                <w:color w:val="000000" w:themeColor="text1" w:themeTint="FF" w:themeShade="FF"/>
+              </w:rPr>
+              <w:t>trị</w:t>
+            </w:r>
+            <w:r>
+              <w:rPr>
+                <w:color w:val="000000" w:themeColor="text1" w:themeTint="FF" w:themeShade="FF"/>
+              </w:rPr>
+              <w:t xml:space="preserve"> </w:t>
+            </w:r>
+            <w:r>
+              <w:rPr>
+                <w:color w:val="000000" w:themeColor="text1" w:themeTint="FF" w:themeShade="FF"/>
               </w:rPr>
               <w:t>WI_NAME</w:t>
             </w:r>
             <w:r>
               <w:rPr>
-                <w:color w:val="000000"/>
-              </w:rPr>
-              <w:t xml:space="preserve"> nhỏ nhất của </w:t>
-            </w:r>
-            <w:r>
-              <w:rPr>
-                <w:b/>
-                <w:bCs/>
-                <w:color w:val="000000"/>
+                <w:color w:val="000000" w:themeColor="text1" w:themeTint="FF" w:themeShade="FF"/>
+              </w:rPr>
+              <w:t xml:space="preserve"> </w:t>
+            </w:r>
+            <w:r>
+              <w:rPr>
+                <w:color w:val="000000" w:themeColor="text1" w:themeTint="FF" w:themeShade="FF"/>
+              </w:rPr>
+              <w:t>nhỏ</w:t>
+            </w:r>
+            <w:r>
+              <w:rPr>
+                <w:color w:val="000000" w:themeColor="text1" w:themeTint="FF" w:themeShade="FF"/>
+              </w:rPr>
+              <w:t xml:space="preserve"> </w:t>
+            </w:r>
+            <w:r>
+              <w:rPr>
+                <w:color w:val="000000" w:themeColor="text1" w:themeTint="FF" w:themeShade="FF"/>
+              </w:rPr>
+              <w:t>nhất</w:t>
+            </w:r>
+            <w:r>
+              <w:rPr>
+                <w:color w:val="000000" w:themeColor="text1" w:themeTint="FF" w:themeShade="FF"/>
+              </w:rPr>
+              <w:t xml:space="preserve"> (</w:t>
+            </w:r>
+            <w:r>
+              <w:rPr>
+                <w:color w:val="000000" w:themeColor="text1" w:themeTint="FF" w:themeShade="FF"/>
+              </w:rPr>
+              <w:t>lấy</w:t>
+            </w:r>
+            <w:r>
+              <w:rPr>
+                <w:color w:val="000000" w:themeColor="text1" w:themeTint="FF" w:themeShade="FF"/>
+              </w:rPr>
+              <w:t xml:space="preserve"> </w:t>
+            </w:r>
+            <w:r>
+              <w:rPr>
+                <w:color w:val="000000" w:themeColor="text1" w:themeTint="FF" w:themeShade="FF"/>
+              </w:rPr>
+              <w:t>giá</w:t>
+            </w:r>
+            <w:r>
+              <w:rPr>
+                <w:color w:val="000000" w:themeColor="text1" w:themeTint="FF" w:themeShade="FF"/>
+              </w:rPr>
+              <w:t xml:space="preserve"> </w:t>
+            </w:r>
+            <w:r>
+              <w:rPr>
+                <w:color w:val="000000" w:themeColor="text1" w:themeTint="FF" w:themeShade="FF"/>
+              </w:rPr>
+              <w:t>trị</w:t>
+            </w:r>
+            <w:r>
+              <w:rPr>
+                <w:color w:val="000000" w:themeColor="text1" w:themeTint="FF" w:themeShade="FF"/>
+              </w:rPr>
+              <w:t xml:space="preserve"> </w:t>
+            </w:r>
+            <w:r>
+              <w:rPr>
+                <w:color w:val="000000" w:themeColor="text1" w:themeTint="FF" w:themeShade="FF"/>
+              </w:rPr>
+              <w:t>nhỏ</w:t>
+            </w:r>
+            <w:r>
+              <w:rPr>
+                <w:color w:val="000000" w:themeColor="text1" w:themeTint="FF" w:themeShade="FF"/>
+              </w:rPr>
+              <w:t xml:space="preserve"> </w:t>
+            </w:r>
+            <w:r>
+              <w:rPr>
+                <w:color w:val="000000" w:themeColor="text1" w:themeTint="FF" w:themeShade="FF"/>
+              </w:rPr>
+              <w:t>nhất</w:t>
+            </w:r>
+            <w:r>
+              <w:rPr>
+                <w:color w:val="000000" w:themeColor="text1" w:themeTint="FF" w:themeShade="FF"/>
+              </w:rPr>
+              <w:t xml:space="preserve"> </w:t>
+            </w:r>
+            <w:r>
+              <w:rPr>
+                <w:color w:val="000000" w:themeColor="text1" w:themeTint="FF" w:themeShade="FF"/>
+              </w:rPr>
+              <w:t>của</w:t>
+            </w:r>
+            <w:r>
+              <w:rPr>
+                <w:color w:val="000000" w:themeColor="text1" w:themeTint="FF" w:themeShade="FF"/>
+              </w:rPr>
+              <w:t xml:space="preserve"> </w:t>
+            </w:r>
+            <w:r>
+              <w:rPr>
+                <w:color w:val="000000" w:themeColor="text1" w:themeTint="FF" w:themeShade="FF"/>
+              </w:rPr>
+              <w:t>số</w:t>
+            </w:r>
+            <w:r>
+              <w:rPr>
+                <w:color w:val="000000" w:themeColor="text1" w:themeTint="FF" w:themeShade="FF"/>
+              </w:rPr>
+              <w:t xml:space="preserve"> </w:t>
+            </w:r>
+            <w:r>
+              <w:rPr>
+                <w:color w:val="000000" w:themeColor="text1" w:themeTint="FF" w:themeShade="FF"/>
+              </w:rPr>
+              <w:t>trong</w:t>
+            </w:r>
+            <w:r>
+              <w:rPr>
+                <w:color w:val="000000" w:themeColor="text1" w:themeTint="FF" w:themeShade="FF"/>
+              </w:rPr>
+              <w:t xml:space="preserve"> </w:t>
+            </w:r>
+            <w:r>
+              <w:rPr>
+                <w:color w:val="000000" w:themeColor="text1" w:themeTint="FF" w:themeShade="FF"/>
+              </w:rPr>
+              <w:t>mã</w:t>
+            </w:r>
+            <w:r>
+              <w:rPr>
+                <w:color w:val="000000" w:themeColor="text1" w:themeTint="FF" w:themeShade="FF"/>
+              </w:rPr>
+              <w:t xml:space="preserve"> WI_NAME)</w:t>
+            </w:r>
+            <w:r>
+              <w:rPr>
+                <w:color w:val="000000" w:themeColor="text1" w:themeTint="FF" w:themeShade="FF"/>
+              </w:rPr>
+              <w:t xml:space="preserve"> </w:t>
+            </w:r>
+            <w:r>
+              <w:rPr>
+                <w:color w:val="000000" w:themeColor="text1" w:themeTint="FF" w:themeShade="FF"/>
+              </w:rPr>
+              <w:t>của</w:t>
+            </w:r>
+            <w:r>
+              <w:rPr>
+                <w:color w:val="000000" w:themeColor="text1" w:themeTint="FF" w:themeShade="FF"/>
+              </w:rPr>
+              <w:t xml:space="preserve"> </w:t>
+            </w:r>
+            <w:r>
+              <w:rPr>
+                <w:b w:val="1"/>
+                <w:bCs w:val="1"/>
+                <w:color w:val="000000" w:themeColor="text1" w:themeTint="FF" w:themeShade="FF"/>
               </w:rPr>
               <w:t>LOANCASEID</w:t>
+            </w:r>
+            <w:commentRangeEnd w:id="1701897016"/>
+            <w:r>
+              <w:rPr>
+                <w:rStyle w:val="CommentReference"/>
+              </w:rPr>
+              <w:commentReference w:id="1701897016"/>
+            </w:r>
+            <w:commentRangeEnd w:id="1864063835"/>
+            <w:r>
+              <w:rPr>
+                <w:rStyle w:val="CommentReference"/>
+              </w:rPr>
+              <w:commentReference w:id="1864063835"/>
             </w:r>
           </w:p>
         </w:tc>
@@ -10139,6 +10356,64 @@
     </w:sectPr>
   </w:body>
 </w:document>
+</file>
+
+<file path=word/comments.xml><?xml version="1.0" encoding="utf-8"?>
+<w:comments xmlns:w14="http://schemas.microsoft.com/office/word/2010/wordml" xmlns:w="http://schemas.openxmlformats.org/wordprocessingml/2006/main">
+  <w:comment xmlns:w="http://schemas.openxmlformats.org/wordprocessingml/2006/main" w:initials="GU" w:author="Guest User" w:date="2026-10-01T15:23:26" w:id="1701897016">
+    <w:p xmlns:w14="http://schemas.microsoft.com/office/word/2010/wordml" xmlns:w="http://schemas.openxmlformats.org/wordprocessingml/2006/main">
+      <w:pPr>
+        <w:pStyle w:val="CommentText"/>
+      </w:pPr>
+      <w:r>
+        <w:rPr>
+          <w:rStyle w:val="CommentReference"/>
+        </w:rPr>
+        <w:annotationRef/>
+      </w:r>
+      <w:r>
+        <w:t>lấy wi_name tương ứng với loancaseid đầu tiên. (wi_name là mã hồ sơ đâu phải giá trị mà lấy giá trị nhỏ nhất)</w:t>
+      </w:r>
+    </w:p>
+  </w:comment>
+  <w:comment xmlns:w="http://schemas.openxmlformats.org/wordprocessingml/2006/main" w:initials="YH" w:author="Yen Hoang" w:date="2026-10-07T16:18:58" w:id="1864063835">
+    <w:p xmlns:w14="http://schemas.microsoft.com/office/word/2010/wordml" xmlns:w="http://schemas.openxmlformats.org/wordprocessingml/2006/main">
+      <w:pPr>
+        <w:pStyle w:val="CommentText"/>
+      </w:pPr>
+      <w:r>
+        <w:rPr>
+          <w:rStyle w:val="CommentReference"/>
+        </w:rPr>
+        <w:annotationRef/>
+      </w:r>
+      <w:r>
+        <w:t>FSS phản hồi: Rule hiện tại đã đúng với nghiệp vụ. FSS có mô tả rõ lại logic.</w:t>
+      </w:r>
+    </w:p>
+  </w:comment>
+</w:comments>
+</file>
+
+<file path=word/commentsExtended.xml><?xml version="1.0" encoding="utf-8"?>
+<w15:commentsEx xmlns:mc="http://schemas.openxmlformats.org/markup-compatibility/2006" xmlns:w15="http://schemas.microsoft.com/office/word/2012/wordml" mc:Ignorable="w15">
+  <w15:commentEx w15:done="0" w15:paraId="0579F018"/>
+  <w15:commentEx w15:done="0" w15:paraId="5D4F7EDA" w15:paraIdParent="0579F018"/>
+</w15:commentsEx>
+</file>
+
+<file path=word/commentsExtensible.xml><?xml version="1.0" encoding="utf-8"?>
+<w16cex:commentsExtensible xmlns:w16="http://schemas.microsoft.com/office/word/2018/wordml" xmlns:w16cex="http://schemas.microsoft.com/office/word/2018/wordml/cex" xmlns:mc="http://schemas.openxmlformats.org/markup-compatibility/2006" mc:Ignorable="w16 w16cex">
+  <w16cex:commentExtensible w16cex:durableId="5B9417D0" w16cex:dateUtc="2026-10-01T08:23:26.933Z"/>
+  <w16cex:commentExtensible w16cex:durableId="68C2C44D" w16cex:dateUtc="2026-10-07T09:18:58.918Z"/>
+</w16cex:commentsExtensible>
+</file>
+
+<file path=word/commentsIds.xml><?xml version="1.0" encoding="utf-8"?>
+<w16cid:commentsIds xmlns:mc="http://schemas.openxmlformats.org/markup-compatibility/2006" xmlns:w16cid="http://schemas.microsoft.com/office/word/2016/wordml/cid" mc:Ignorable="w16cid">
+  <w16cid:commentId w16cid:paraId="0579F018" w16cid:durableId="5B9417D0"/>
+  <w16cid:commentId w16cid:paraId="5D4F7EDA" w16cid:durableId="68C2C44D"/>
+</w16cid:commentsIds>
 </file>
 
 <file path=word/endnotes.xml><?xml version="1.0" encoding="utf-8"?>
@@ -13057,6 +13332,17 @@
   </w:num>
   <w:numIdMacAtCleanup w:val="14"/>
 </w:numbering>
+</file>
+
+<file path=word/people.xml><?xml version="1.0" encoding="utf-8"?>
+<w15:people xmlns:mc="http://schemas.openxmlformats.org/markup-compatibility/2006" xmlns:w15="http://schemas.microsoft.com/office/word/2012/wordml" mc:Ignorable="w15">
+  <w15:person w15:author="Guest User">
+    <w15:presenceInfo w15:providerId="Windows Live" w15:userId=""/>
+  </w15:person>
+  <w15:person w15:author="Yen Hoang">
+    <w15:presenceInfo w15:providerId="Windows Live" w15:userId="3723e32b4cb6fe7e"/>
+  </w15:person>
+</w15:people>
 </file>
 
 <file path=word/styles.xml><?xml version="1.0" encoding="utf-8"?>
